--- a/Siyve3767/COMP504 Networks/Labs/Lab Submissions/Week 8/10.3.5 Packet Tracer - Troubleshoot Default Gateway Issues.docx
+++ b/Siyve3767/COMP504 Networks/Labs/Lab Submissions/Week 8/10.3.5 Packet Tracer - Troubleshoot Default Gateway Issues.docx
@@ -1,6 +1,6 @@
 
 <file path=word/document.xml><?xml version="1.0" encoding="utf-8"?>
-<w:document xmlns:wpc="http://schemas.microsoft.com/office/word/2010/wordprocessingCanvas" xmlns:cx="http://schemas.microsoft.com/office/drawing/2014/chartex" xmlns:cx1="http://schemas.microsoft.com/office/drawing/2015/9/8/chartex" xmlns:cx2="http://schemas.microsoft.com/office/drawing/2015/10/21/chartex" xmlns:cx3="http://schemas.microsoft.com/office/drawing/2016/5/9/chartex" xmlns:cx4="http://schemas.microsoft.com/office/drawing/2016/5/10/chartex" xmlns:cx5="http://schemas.microsoft.com/office/drawing/2016/5/11/chartex" xmlns:cx6="http://schemas.microsoft.com/office/drawing/2016/5/12/chartex" xmlns:cx7="http://schemas.microsoft.com/office/drawing/2016/5/13/chartex" xmlns:cx8="http://schemas.microsoft.com/office/drawing/2016/5/14/chartex" xmlns:mc="http://schemas.openxmlformats.org/markup-compatibility/2006" xmlns:aink="http://schemas.microsoft.com/office/drawing/2016/ink" xmlns:am3d="http://schemas.microsoft.com/office/drawing/2017/model3d" xmlns:o="urn:schemas-microsoft-com:office:office" xmlns:oel="http://schemas.microsoft.com/office/2019/extlst" xmlns:r="http://schemas.openxmlformats.org/officeDocument/2006/relationships" xmlns:m="http://schemas.openxmlformats.org/officeDocument/2006/math" xmlns:v="urn:schemas-microsoft-com:vml" xmlns:wp14="http://schemas.microsoft.com/office/word/2010/wordprocessingDrawing" xmlns:wp="http://schemas.openxmlformats.org/drawingml/2006/wordprocessingDrawing" xmlns:w10="urn:schemas-microsoft-com:office:word" xmlns:w="http://schemas.openxmlformats.org/wordprocessingml/2006/main" xmlns:w14="http://schemas.microsoft.com/office/word/2010/wordml" xmlns:w15="http://schemas.microsoft.com/office/word/2012/wordml" xmlns:w16cex="http://schemas.microsoft.com/office/word/2018/wordml/cex" xmlns:w16cid="http://schemas.microsoft.com/office/word/2016/wordml/cid" xmlns:w16="http://schemas.microsoft.com/office/word/2018/wordml" xmlns:w16sdtdh="http://schemas.microsoft.com/office/word/2020/wordml/sdtdatahash" xmlns:w16se="http://schemas.microsoft.com/office/word/2015/wordml/symex" xmlns:wpg="http://schemas.microsoft.com/office/word/2010/wordprocessingGroup" xmlns:wpi="http://schemas.microsoft.com/office/word/2010/wordprocessingInk" xmlns:wne="http://schemas.microsoft.com/office/word/2006/wordml" xmlns:wps="http://schemas.microsoft.com/office/word/2010/wordprocessingShape" mc:Ignorable="w14 w15 w16se w16cid w16 w16cex w16sdtdh wp14">
+<w:document xmlns:wpc="http://schemas.microsoft.com/office/word/2010/wordprocessingCanvas" xmlns:cx="http://schemas.microsoft.com/office/drawing/2014/chartex" xmlns:cx1="http://schemas.microsoft.com/office/drawing/2015/9/8/chartex" xmlns:cx2="http://schemas.microsoft.com/office/drawing/2015/10/21/chartex" xmlns:cx3="http://schemas.microsoft.com/office/drawing/2016/5/9/chartex" xmlns:cx4="http://schemas.microsoft.com/office/drawing/2016/5/10/chartex" xmlns:cx5="http://schemas.microsoft.com/office/drawing/2016/5/11/chartex" xmlns:cx6="http://schemas.microsoft.com/office/drawing/2016/5/12/chartex" xmlns:cx7="http://schemas.microsoft.com/office/drawing/2016/5/13/chartex" xmlns:cx8="http://schemas.microsoft.com/office/drawing/2016/5/14/chartex" xmlns:mc="http://schemas.openxmlformats.org/markup-compatibility/2006" xmlns:aink="http://schemas.microsoft.com/office/drawing/2016/ink" xmlns:am3d="http://schemas.microsoft.com/office/drawing/2017/model3d" xmlns:o="urn:schemas-microsoft-com:office:office" xmlns:oel="http://schemas.microsoft.com/office/2019/extlst" xmlns:r="http://schemas.openxmlformats.org/officeDocument/2006/relationships" xmlns:m="http://schemas.openxmlformats.org/officeDocument/2006/math" xmlns:v="urn:schemas-microsoft-com:vml" xmlns:wp14="http://schemas.microsoft.com/office/word/2010/wordprocessingDrawing" xmlns:wp="http://schemas.openxmlformats.org/drawingml/2006/wordprocessingDrawing" xmlns:w10="urn:schemas-microsoft-com:office:word" xmlns:w="http://schemas.openxmlformats.org/wordprocessingml/2006/main" xmlns:w14="http://schemas.microsoft.com/office/word/2010/wordml" xmlns:w15="http://schemas.microsoft.com/office/word/2012/wordml" xmlns:w16cex="http://schemas.microsoft.com/office/word/2018/wordml/cex" xmlns:w16cid="http://schemas.microsoft.com/office/word/2016/wordml/cid" xmlns:w16="http://schemas.microsoft.com/office/word/2018/wordml" xmlns:w16du="http://schemas.microsoft.com/office/word/2023/wordml/word16du" xmlns:w16sdtdh="http://schemas.microsoft.com/office/word/2020/wordml/sdtdatahash" xmlns:w16sdtfl="http://schemas.microsoft.com/office/word/2024/wordml/sdtformatlock" xmlns:w16se="http://schemas.microsoft.com/office/word/2015/wordml/symex" xmlns:wpg="http://schemas.microsoft.com/office/word/2010/wordprocessingGroup" xmlns:wpi="http://schemas.microsoft.com/office/word/2010/wordprocessingInk" xmlns:wne="http://schemas.microsoft.com/office/word/2006/wordml" xmlns:wps="http://schemas.microsoft.com/office/word/2010/wordprocessingShape" mc:Ignorable="w14 w15 w16se w16cid w16 w16cex w16sdtdh w16sdtfl w16du wp14">
   <w:body>
     <w:p>
       <w:pPr>
@@ -11,6 +11,13 @@
           <w:color w:val="auto"/>
         </w:rPr>
       </w:pPr>
+      <w:r>
+        <w:rPr>
+          <w:b w:val="0"/>
+          <w:color w:val="EE0000"/>
+        </w:rPr>
+        <w:t xml:space="preserve">  </w:t>
+      </w:r>
       <w:sdt>
         <w:sdtPr>
           <w:rPr>
@@ -215,7 +222,6 @@
               <w:bottom w:val="nil"/>
               <w:right w:val="single" w:sz="2" w:space="0" w:color="00000A"/>
             </w:tcBorders>
-            <w:shd w:val="clear" w:color="auto" w:fill="auto"/>
             <w:tcMar>
               <w:left w:w="114" w:type="dxa"/>
             </w:tcMar>
@@ -239,7 +245,6 @@
               <w:bottom w:val="single" w:sz="2" w:space="0" w:color="00000A"/>
               <w:right w:val="single" w:sz="2" w:space="0" w:color="00000A"/>
             </w:tcBorders>
-            <w:shd w:val="clear" w:color="auto" w:fill="auto"/>
             <w:tcMar>
               <w:left w:w="114" w:type="dxa"/>
             </w:tcMar>
@@ -263,7 +268,6 @@
               <w:bottom w:val="single" w:sz="2" w:space="0" w:color="00000A"/>
               <w:right w:val="single" w:sz="2" w:space="0" w:color="00000A"/>
             </w:tcBorders>
-            <w:shd w:val="clear" w:color="auto" w:fill="auto"/>
             <w:tcMar>
               <w:left w:w="114" w:type="dxa"/>
             </w:tcMar>
@@ -287,7 +291,6 @@
               <w:bottom w:val="single" w:sz="2" w:space="0" w:color="00000A"/>
               <w:right w:val="single" w:sz="2" w:space="0" w:color="00000A"/>
             </w:tcBorders>
-            <w:shd w:val="clear" w:color="auto" w:fill="auto"/>
             <w:tcMar>
               <w:left w:w="114" w:type="dxa"/>
             </w:tcMar>
@@ -311,7 +314,6 @@
               <w:bottom w:val="single" w:sz="2" w:space="0" w:color="00000A"/>
               <w:right w:val="single" w:sz="2" w:space="0" w:color="00000A"/>
             </w:tcBorders>
-            <w:shd w:val="clear" w:color="auto" w:fill="auto"/>
             <w:tcMar>
               <w:left w:w="114" w:type="dxa"/>
             </w:tcMar>
@@ -341,7 +343,6 @@
               <w:bottom w:val="single" w:sz="2" w:space="0" w:color="00000A"/>
               <w:right w:val="single" w:sz="2" w:space="0" w:color="00000A"/>
             </w:tcBorders>
-            <w:shd w:val="clear" w:color="auto" w:fill="auto"/>
             <w:tcMar>
               <w:left w:w="114" w:type="dxa"/>
             </w:tcMar>
@@ -365,7 +366,6 @@
               <w:bottom w:val="single" w:sz="2" w:space="0" w:color="00000A"/>
               <w:right w:val="single" w:sz="2" w:space="0" w:color="00000A"/>
             </w:tcBorders>
-            <w:shd w:val="clear" w:color="auto" w:fill="auto"/>
             <w:tcMar>
               <w:left w:w="114" w:type="dxa"/>
             </w:tcMar>
@@ -389,7 +389,6 @@
               <w:bottom w:val="single" w:sz="2" w:space="0" w:color="00000A"/>
               <w:right w:val="single" w:sz="2" w:space="0" w:color="00000A"/>
             </w:tcBorders>
-            <w:shd w:val="clear" w:color="auto" w:fill="auto"/>
             <w:tcMar>
               <w:left w:w="114" w:type="dxa"/>
             </w:tcMar>
@@ -413,7 +412,6 @@
               <w:bottom w:val="single" w:sz="2" w:space="0" w:color="00000A"/>
               <w:right w:val="single" w:sz="2" w:space="0" w:color="00000A"/>
             </w:tcBorders>
-            <w:shd w:val="clear" w:color="auto" w:fill="auto"/>
             <w:tcMar>
               <w:left w:w="114" w:type="dxa"/>
             </w:tcMar>
@@ -437,7 +435,6 @@
               <w:bottom w:val="single" w:sz="2" w:space="0" w:color="00000A"/>
               <w:right w:val="single" w:sz="2" w:space="0" w:color="00000A"/>
             </w:tcBorders>
-            <w:shd w:val="clear" w:color="auto" w:fill="auto"/>
             <w:tcMar>
               <w:left w:w="114" w:type="dxa"/>
             </w:tcMar>
@@ -467,7 +464,6 @@
               <w:bottom w:val="single" w:sz="2" w:space="0" w:color="00000A"/>
               <w:right w:val="single" w:sz="2" w:space="0" w:color="00000A"/>
             </w:tcBorders>
-            <w:shd w:val="clear" w:color="auto" w:fill="auto"/>
             <w:tcMar>
               <w:left w:w="114" w:type="dxa"/>
             </w:tcMar>
@@ -491,7 +487,6 @@
               <w:bottom w:val="single" w:sz="2" w:space="0" w:color="00000A"/>
               <w:right w:val="single" w:sz="2" w:space="0" w:color="00000A"/>
             </w:tcBorders>
-            <w:shd w:val="clear" w:color="auto" w:fill="auto"/>
             <w:tcMar>
               <w:left w:w="114" w:type="dxa"/>
             </w:tcMar>
@@ -515,7 +510,6 @@
               <w:bottom w:val="single" w:sz="2" w:space="0" w:color="00000A"/>
               <w:right w:val="single" w:sz="2" w:space="0" w:color="00000A"/>
             </w:tcBorders>
-            <w:shd w:val="clear" w:color="auto" w:fill="auto"/>
             <w:tcMar>
               <w:left w:w="114" w:type="dxa"/>
             </w:tcMar>
@@ -539,7 +533,6 @@
               <w:bottom w:val="single" w:sz="2" w:space="0" w:color="00000A"/>
               <w:right w:val="single" w:sz="2" w:space="0" w:color="00000A"/>
             </w:tcBorders>
-            <w:shd w:val="clear" w:color="auto" w:fill="auto"/>
             <w:tcMar>
               <w:left w:w="114" w:type="dxa"/>
             </w:tcMar>
@@ -563,7 +556,6 @@
               <w:bottom w:val="single" w:sz="2" w:space="0" w:color="00000A"/>
               <w:right w:val="single" w:sz="2" w:space="0" w:color="00000A"/>
             </w:tcBorders>
-            <w:shd w:val="clear" w:color="auto" w:fill="auto"/>
             <w:tcMar>
               <w:left w:w="114" w:type="dxa"/>
             </w:tcMar>
@@ -606,7 +598,6 @@
               <w:bottom w:val="single" w:sz="2" w:space="0" w:color="00000A"/>
               <w:right w:val="single" w:sz="2" w:space="0" w:color="00000A"/>
             </w:tcBorders>
-            <w:shd w:val="clear" w:color="auto" w:fill="auto"/>
             <w:tcMar>
               <w:left w:w="114" w:type="dxa"/>
             </w:tcMar>
@@ -630,7 +621,6 @@
               <w:bottom w:val="single" w:sz="2" w:space="0" w:color="00000A"/>
               <w:right w:val="single" w:sz="2" w:space="0" w:color="00000A"/>
             </w:tcBorders>
-            <w:shd w:val="clear" w:color="auto" w:fill="auto"/>
             <w:tcMar>
               <w:left w:w="114" w:type="dxa"/>
             </w:tcMar>
@@ -654,7 +644,6 @@
               <w:bottom w:val="single" w:sz="2" w:space="0" w:color="00000A"/>
               <w:right w:val="single" w:sz="2" w:space="0" w:color="00000A"/>
             </w:tcBorders>
-            <w:shd w:val="clear" w:color="auto" w:fill="auto"/>
             <w:tcMar>
               <w:left w:w="114" w:type="dxa"/>
             </w:tcMar>
@@ -678,7 +667,6 @@
               <w:bottom w:val="single" w:sz="2" w:space="0" w:color="00000A"/>
               <w:right w:val="single" w:sz="2" w:space="0" w:color="00000A"/>
             </w:tcBorders>
-            <w:shd w:val="clear" w:color="auto" w:fill="auto"/>
             <w:tcMar>
               <w:left w:w="114" w:type="dxa"/>
             </w:tcMar>
@@ -702,7 +690,6 @@
               <w:bottom w:val="single" w:sz="2" w:space="0" w:color="00000A"/>
               <w:right w:val="single" w:sz="2" w:space="0" w:color="00000A"/>
             </w:tcBorders>
-            <w:shd w:val="clear" w:color="auto" w:fill="auto"/>
             <w:tcMar>
               <w:left w:w="114" w:type="dxa"/>
             </w:tcMar>
@@ -745,7 +732,6 @@
               <w:bottom w:val="single" w:sz="2" w:space="0" w:color="00000A"/>
               <w:right w:val="single" w:sz="2" w:space="0" w:color="00000A"/>
             </w:tcBorders>
-            <w:shd w:val="clear" w:color="auto" w:fill="auto"/>
             <w:tcMar>
               <w:left w:w="114" w:type="dxa"/>
             </w:tcMar>
@@ -769,7 +755,6 @@
               <w:bottom w:val="single" w:sz="2" w:space="0" w:color="00000A"/>
               <w:right w:val="single" w:sz="2" w:space="0" w:color="00000A"/>
             </w:tcBorders>
-            <w:shd w:val="clear" w:color="auto" w:fill="auto"/>
             <w:tcMar>
               <w:left w:w="114" w:type="dxa"/>
             </w:tcMar>
@@ -793,7 +778,6 @@
               <w:bottom w:val="single" w:sz="2" w:space="0" w:color="00000A"/>
               <w:right w:val="single" w:sz="2" w:space="0" w:color="00000A"/>
             </w:tcBorders>
-            <w:shd w:val="clear" w:color="auto" w:fill="auto"/>
             <w:tcMar>
               <w:left w:w="114" w:type="dxa"/>
             </w:tcMar>
@@ -817,7 +801,6 @@
               <w:bottom w:val="single" w:sz="2" w:space="0" w:color="00000A"/>
               <w:right w:val="single" w:sz="2" w:space="0" w:color="00000A"/>
             </w:tcBorders>
-            <w:shd w:val="clear" w:color="auto" w:fill="auto"/>
             <w:tcMar>
               <w:left w:w="114" w:type="dxa"/>
             </w:tcMar>
@@ -841,7 +824,6 @@
               <w:bottom w:val="single" w:sz="2" w:space="0" w:color="00000A"/>
               <w:right w:val="single" w:sz="2" w:space="0" w:color="00000A"/>
             </w:tcBorders>
-            <w:shd w:val="clear" w:color="auto" w:fill="auto"/>
             <w:tcMar>
               <w:left w:w="114" w:type="dxa"/>
             </w:tcMar>
@@ -883,7 +865,6 @@
               <w:bottom w:val="single" w:sz="2" w:space="0" w:color="00000A"/>
               <w:right w:val="single" w:sz="2" w:space="0" w:color="00000A"/>
             </w:tcBorders>
-            <w:shd w:val="clear" w:color="auto" w:fill="auto"/>
             <w:tcMar>
               <w:left w:w="114" w:type="dxa"/>
             </w:tcMar>
@@ -907,7 +888,6 @@
               <w:bottom w:val="single" w:sz="2" w:space="0" w:color="00000A"/>
               <w:right w:val="single" w:sz="2" w:space="0" w:color="00000A"/>
             </w:tcBorders>
-            <w:shd w:val="clear" w:color="auto" w:fill="auto"/>
             <w:tcMar>
               <w:left w:w="114" w:type="dxa"/>
             </w:tcMar>
@@ -931,7 +911,6 @@
               <w:bottom w:val="single" w:sz="2" w:space="0" w:color="00000A"/>
               <w:right w:val="single" w:sz="2" w:space="0" w:color="00000A"/>
             </w:tcBorders>
-            <w:shd w:val="clear" w:color="auto" w:fill="auto"/>
             <w:tcMar>
               <w:left w:w="114" w:type="dxa"/>
             </w:tcMar>
@@ -955,7 +934,6 @@
               <w:bottom w:val="single" w:sz="2" w:space="0" w:color="00000A"/>
               <w:right w:val="single" w:sz="2" w:space="0" w:color="00000A"/>
             </w:tcBorders>
-            <w:shd w:val="clear" w:color="auto" w:fill="auto"/>
             <w:tcMar>
               <w:left w:w="114" w:type="dxa"/>
             </w:tcMar>
@@ -979,7 +957,6 @@
               <w:bottom w:val="single" w:sz="2" w:space="0" w:color="00000A"/>
               <w:right w:val="single" w:sz="2" w:space="0" w:color="00000A"/>
             </w:tcBorders>
-            <w:shd w:val="clear" w:color="auto" w:fill="auto"/>
             <w:tcMar>
               <w:left w:w="114" w:type="dxa"/>
             </w:tcMar>
@@ -1021,7 +998,6 @@
               <w:bottom w:val="single" w:sz="2" w:space="0" w:color="00000A"/>
               <w:right w:val="single" w:sz="2" w:space="0" w:color="00000A"/>
             </w:tcBorders>
-            <w:shd w:val="clear" w:color="auto" w:fill="auto"/>
             <w:tcMar>
               <w:left w:w="114" w:type="dxa"/>
             </w:tcMar>
@@ -1045,7 +1021,6 @@
               <w:bottom w:val="single" w:sz="2" w:space="0" w:color="00000A"/>
               <w:right w:val="single" w:sz="2" w:space="0" w:color="00000A"/>
             </w:tcBorders>
-            <w:shd w:val="clear" w:color="auto" w:fill="auto"/>
             <w:tcMar>
               <w:left w:w="114" w:type="dxa"/>
             </w:tcMar>
@@ -1069,7 +1044,6 @@
               <w:bottom w:val="single" w:sz="2" w:space="0" w:color="00000A"/>
               <w:right w:val="single" w:sz="2" w:space="0" w:color="00000A"/>
             </w:tcBorders>
-            <w:shd w:val="clear" w:color="auto" w:fill="auto"/>
             <w:tcMar>
               <w:left w:w="114" w:type="dxa"/>
             </w:tcMar>
@@ -1093,7 +1067,6 @@
               <w:bottom w:val="single" w:sz="2" w:space="0" w:color="00000A"/>
               <w:right w:val="single" w:sz="2" w:space="0" w:color="00000A"/>
             </w:tcBorders>
-            <w:shd w:val="clear" w:color="auto" w:fill="auto"/>
             <w:tcMar>
               <w:left w:w="114" w:type="dxa"/>
             </w:tcMar>
@@ -1117,7 +1090,6 @@
               <w:bottom w:val="single" w:sz="2" w:space="0" w:color="00000A"/>
               <w:right w:val="single" w:sz="2" w:space="0" w:color="00000A"/>
             </w:tcBorders>
-            <w:shd w:val="clear" w:color="auto" w:fill="auto"/>
             <w:tcMar>
               <w:left w:w="114" w:type="dxa"/>
             </w:tcMar>
@@ -1159,7 +1131,6 @@
               <w:bottom w:val="single" w:sz="2" w:space="0" w:color="00000A"/>
               <w:right w:val="single" w:sz="2" w:space="0" w:color="00000A"/>
             </w:tcBorders>
-            <w:shd w:val="clear" w:color="auto" w:fill="auto"/>
             <w:tcMar>
               <w:left w:w="114" w:type="dxa"/>
             </w:tcMar>
@@ -1183,7 +1154,6 @@
               <w:bottom w:val="single" w:sz="2" w:space="0" w:color="00000A"/>
               <w:right w:val="single" w:sz="2" w:space="0" w:color="00000A"/>
             </w:tcBorders>
-            <w:shd w:val="clear" w:color="auto" w:fill="auto"/>
             <w:tcMar>
               <w:left w:w="114" w:type="dxa"/>
             </w:tcMar>
@@ -1207,7 +1177,6 @@
               <w:bottom w:val="single" w:sz="2" w:space="0" w:color="00000A"/>
               <w:right w:val="single" w:sz="2" w:space="0" w:color="00000A"/>
             </w:tcBorders>
-            <w:shd w:val="clear" w:color="auto" w:fill="auto"/>
             <w:tcMar>
               <w:left w:w="114" w:type="dxa"/>
             </w:tcMar>
@@ -1231,7 +1200,6 @@
               <w:bottom w:val="single" w:sz="2" w:space="0" w:color="00000A"/>
               <w:right w:val="single" w:sz="2" w:space="0" w:color="00000A"/>
             </w:tcBorders>
-            <w:shd w:val="clear" w:color="auto" w:fill="auto"/>
             <w:tcMar>
               <w:left w:w="114" w:type="dxa"/>
             </w:tcMar>
@@ -1255,7 +1223,6 @@
               <w:bottom w:val="single" w:sz="2" w:space="0" w:color="00000A"/>
               <w:right w:val="single" w:sz="2" w:space="0" w:color="00000A"/>
             </w:tcBorders>
-            <w:shd w:val="clear" w:color="auto" w:fill="auto"/>
             <w:tcMar>
               <w:left w:w="114" w:type="dxa"/>
             </w:tcMar>
@@ -1362,8 +1329,21 @@
       <w:pPr>
         <w:pStyle w:val="SubStepAlpha"/>
       </w:pPr>
+      <w:proofErr w:type="gramStart"/>
       <w:r>
-        <w:t>Test to verify the problem is resolved.</w:t>
+        <w:t>Test</w:t>
+      </w:r>
+      <w:proofErr w:type="gramEnd"/>
+      <w:r>
+        <w:t xml:space="preserve"> to verify the problem </w:t>
+      </w:r>
+      <w:proofErr w:type="gramStart"/>
+      <w:r>
+        <w:t>is</w:t>
+      </w:r>
+      <w:proofErr w:type="gramEnd"/>
+      <w:r>
+        <w:t xml:space="preserve"> resolved.</w:t>
       </w:r>
     </w:p>
     <w:p>
@@ -1379,7 +1359,15 @@
         <w:pStyle w:val="BodyTextL25"/>
       </w:pPr>
       <w:r>
-        <w:t>Throughout your CCNA studies, you will encounter different descriptions of the troubleshooting method, as well as different ways to test and document issues and solutions. This is intentional. There is no set standard or template for troubleshooting. Each organization develops unique processes and documentation standards (even if that process is “we don’t have one”). However, all effective troubleshooting methodologies generally include the steps above.</w:t>
+        <w:t xml:space="preserve">Throughout your CCNA studies, you will encounter different descriptions of the troubleshooting method, as well as different ways to </w:t>
+      </w:r>
+      <w:proofErr w:type="gramStart"/>
+      <w:r>
+        <w:t>test and</w:t>
+      </w:r>
+      <w:proofErr w:type="gramEnd"/>
+      <w:r>
+        <w:t xml:space="preserve"> document issues and solutions. This is intentional. There is no set standard or template for troubleshooting. Each organization develops unique processes and documentation standards (even if that process is “we don’t have one”). However, all effective troubleshooting methodologies generally include the steps above.</w:t>
       </w:r>
     </w:p>
     <w:p>
@@ -1467,7 +1455,15 @@
         <w:pStyle w:val="SubStepAlpha"/>
       </w:pPr>
       <w:r>
-        <w:t xml:space="preserve">Test connectivity to devices on the same network. By isolating and correcting any local access issues, you can better test remote connectivity with the confidence that local connectivity is operational. </w:t>
+        <w:t xml:space="preserve">Test connectivity to devices on the same network. By isolating and correcting any local access issues, you can better test remote connectivity with </w:t>
+      </w:r>
+      <w:proofErr w:type="gramStart"/>
+      <w:r>
+        <w:t>the confidence</w:t>
+      </w:r>
+      <w:proofErr w:type="gramEnd"/>
+      <w:r>
+        <w:t xml:space="preserve"> that local connectivity is operational. </w:t>
       </w:r>
     </w:p>
     <w:p>
@@ -1654,7 +1650,6 @@
               <w:bottom w:val="single" w:sz="2" w:space="0" w:color="00000A"/>
               <w:right w:val="single" w:sz="2" w:space="0" w:color="00000A"/>
             </w:tcBorders>
-            <w:shd w:val="clear" w:color="auto" w:fill="auto"/>
             <w:tcMar>
               <w:left w:w="114" w:type="dxa"/>
             </w:tcMar>
@@ -1684,7 +1679,6 @@
               <w:bottom w:val="single" w:sz="2" w:space="0" w:color="00000A"/>
               <w:right w:val="single" w:sz="2" w:space="0" w:color="00000A"/>
             </w:tcBorders>
-            <w:shd w:val="clear" w:color="auto" w:fill="auto"/>
             <w:tcMar>
               <w:left w:w="114" w:type="dxa"/>
             </w:tcMar>
@@ -1714,7 +1708,6 @@
               <w:bottom w:val="single" w:sz="2" w:space="0" w:color="00000A"/>
               <w:right w:val="single" w:sz="2" w:space="0" w:color="00000A"/>
             </w:tcBorders>
-            <w:shd w:val="clear" w:color="auto" w:fill="auto"/>
             <w:tcMar>
               <w:left w:w="114" w:type="dxa"/>
             </w:tcMar>
@@ -1744,7 +1737,6 @@
               <w:bottom w:val="single" w:sz="2" w:space="0" w:color="00000A"/>
               <w:right w:val="single" w:sz="2" w:space="0" w:color="00000A"/>
             </w:tcBorders>
-            <w:shd w:val="clear" w:color="auto" w:fill="auto"/>
             <w:tcMar>
               <w:left w:w="114" w:type="dxa"/>
             </w:tcMar>
@@ -1774,7 +1766,6 @@
               <w:bottom w:val="single" w:sz="2" w:space="0" w:color="00000A"/>
               <w:right w:val="single" w:sz="2" w:space="0" w:color="00000A"/>
             </w:tcBorders>
-            <w:shd w:val="clear" w:color="auto" w:fill="auto"/>
             <w:tcMar>
               <w:left w:w="114" w:type="dxa"/>
             </w:tcMar>
@@ -1804,7 +1795,6 @@
               <w:bottom w:val="single" w:sz="2" w:space="0" w:color="00000A"/>
               <w:right w:val="single" w:sz="2" w:space="0" w:color="00000A"/>
             </w:tcBorders>
-            <w:shd w:val="clear" w:color="auto" w:fill="auto"/>
             <w:tcMar>
               <w:left w:w="114" w:type="dxa"/>
             </w:tcMar>
@@ -1828,7 +1818,6 @@
               <w:bottom w:val="single" w:sz="2" w:space="0" w:color="00000A"/>
               <w:right w:val="single" w:sz="2" w:space="0" w:color="00000A"/>
             </w:tcBorders>
-            <w:shd w:val="clear" w:color="auto" w:fill="auto"/>
             <w:tcMar>
               <w:left w:w="114" w:type="dxa"/>
             </w:tcMar>
@@ -1852,7 +1841,6 @@
               <w:bottom w:val="single" w:sz="2" w:space="0" w:color="00000A"/>
               <w:right w:val="single" w:sz="2" w:space="0" w:color="00000A"/>
             </w:tcBorders>
-            <w:shd w:val="clear" w:color="auto" w:fill="auto"/>
             <w:tcMar>
               <w:left w:w="114" w:type="dxa"/>
             </w:tcMar>
@@ -1876,7 +1864,6 @@
               <w:bottom w:val="single" w:sz="2" w:space="0" w:color="00000A"/>
               <w:right w:val="single" w:sz="2" w:space="0" w:color="00000A"/>
             </w:tcBorders>
-            <w:shd w:val="clear" w:color="auto" w:fill="auto"/>
             <w:tcMar>
               <w:left w:w="114" w:type="dxa"/>
             </w:tcMar>
@@ -1900,7 +1887,6 @@
               <w:bottom w:val="single" w:sz="2" w:space="0" w:color="00000A"/>
               <w:right w:val="single" w:sz="2" w:space="0" w:color="00000A"/>
             </w:tcBorders>
-            <w:shd w:val="clear" w:color="auto" w:fill="auto"/>
             <w:tcMar>
               <w:left w:w="114" w:type="dxa"/>
             </w:tcMar>
@@ -1930,7 +1916,6 @@
               <w:bottom w:val="single" w:sz="2" w:space="0" w:color="00000A"/>
               <w:right w:val="single" w:sz="2" w:space="0" w:color="00000A"/>
             </w:tcBorders>
-            <w:shd w:val="clear" w:color="auto" w:fill="auto"/>
             <w:tcMar>
               <w:left w:w="114" w:type="dxa"/>
             </w:tcMar>
@@ -1954,7 +1939,6 @@
               <w:bottom w:val="single" w:sz="2" w:space="0" w:color="00000A"/>
               <w:right w:val="single" w:sz="2" w:space="0" w:color="00000A"/>
             </w:tcBorders>
-            <w:shd w:val="clear" w:color="auto" w:fill="auto"/>
             <w:tcMar>
               <w:left w:w="114" w:type="dxa"/>
             </w:tcMar>
@@ -1978,7 +1962,6 @@
               <w:bottom w:val="single" w:sz="2" w:space="0" w:color="00000A"/>
               <w:right w:val="single" w:sz="2" w:space="0" w:color="00000A"/>
             </w:tcBorders>
-            <w:shd w:val="clear" w:color="auto" w:fill="auto"/>
             <w:tcMar>
               <w:left w:w="114" w:type="dxa"/>
             </w:tcMar>
@@ -2002,7 +1985,6 @@
               <w:bottom w:val="single" w:sz="2" w:space="0" w:color="00000A"/>
               <w:right w:val="single" w:sz="2" w:space="0" w:color="00000A"/>
             </w:tcBorders>
-            <w:shd w:val="clear" w:color="auto" w:fill="auto"/>
             <w:tcMar>
               <w:left w:w="114" w:type="dxa"/>
             </w:tcMar>
@@ -2026,7 +2008,6 @@
               <w:bottom w:val="single" w:sz="2" w:space="0" w:color="00000A"/>
               <w:right w:val="single" w:sz="2" w:space="0" w:color="00000A"/>
             </w:tcBorders>
-            <w:shd w:val="clear" w:color="auto" w:fill="auto"/>
             <w:tcMar>
               <w:left w:w="114" w:type="dxa"/>
             </w:tcMar>
@@ -2056,7 +2037,6 @@
               <w:bottom w:val="single" w:sz="2" w:space="0" w:color="00000A"/>
               <w:right w:val="single" w:sz="2" w:space="0" w:color="00000A"/>
             </w:tcBorders>
-            <w:shd w:val="clear" w:color="auto" w:fill="auto"/>
             <w:tcMar>
               <w:left w:w="114" w:type="dxa"/>
             </w:tcMar>
@@ -2081,7 +2061,6 @@
               <w:bottom w:val="single" w:sz="2" w:space="0" w:color="00000A"/>
               <w:right w:val="single" w:sz="2" w:space="0" w:color="00000A"/>
             </w:tcBorders>
-            <w:shd w:val="clear" w:color="auto" w:fill="auto"/>
             <w:tcMar>
               <w:left w:w="114" w:type="dxa"/>
             </w:tcMar>
@@ -2105,7 +2084,6 @@
               <w:bottom w:val="single" w:sz="2" w:space="0" w:color="00000A"/>
               <w:right w:val="single" w:sz="2" w:space="0" w:color="00000A"/>
             </w:tcBorders>
-            <w:shd w:val="clear" w:color="auto" w:fill="auto"/>
             <w:tcMar>
               <w:left w:w="114" w:type="dxa"/>
             </w:tcMar>
@@ -2129,7 +2107,6 @@
               <w:bottom w:val="single" w:sz="2" w:space="0" w:color="00000A"/>
               <w:right w:val="single" w:sz="2" w:space="0" w:color="00000A"/>
             </w:tcBorders>
-            <w:shd w:val="clear" w:color="auto" w:fill="auto"/>
             <w:tcMar>
               <w:left w:w="114" w:type="dxa"/>
             </w:tcMar>
@@ -2153,7 +2130,6 @@
               <w:bottom w:val="single" w:sz="2" w:space="0" w:color="00000A"/>
               <w:right w:val="single" w:sz="2" w:space="0" w:color="00000A"/>
             </w:tcBorders>
-            <w:shd w:val="clear" w:color="auto" w:fill="auto"/>
             <w:tcMar>
               <w:left w:w="114" w:type="dxa"/>
             </w:tcMar>
@@ -2183,7 +2159,6 @@
               <w:bottom w:val="single" w:sz="2" w:space="0" w:color="00000A"/>
               <w:right w:val="single" w:sz="2" w:space="0" w:color="00000A"/>
             </w:tcBorders>
-            <w:shd w:val="clear" w:color="auto" w:fill="auto"/>
             <w:tcMar>
               <w:left w:w="114" w:type="dxa"/>
             </w:tcMar>
@@ -2208,7 +2183,6 @@
               <w:bottom w:val="single" w:sz="2" w:space="0" w:color="00000A"/>
               <w:right w:val="single" w:sz="2" w:space="0" w:color="00000A"/>
             </w:tcBorders>
-            <w:shd w:val="clear" w:color="auto" w:fill="auto"/>
             <w:tcMar>
               <w:left w:w="114" w:type="dxa"/>
             </w:tcMar>
@@ -2232,7 +2206,6 @@
               <w:bottom w:val="single" w:sz="2" w:space="0" w:color="00000A"/>
               <w:right w:val="single" w:sz="2" w:space="0" w:color="00000A"/>
             </w:tcBorders>
-            <w:shd w:val="clear" w:color="auto" w:fill="auto"/>
             <w:tcMar>
               <w:left w:w="114" w:type="dxa"/>
             </w:tcMar>
@@ -2256,7 +2229,6 @@
               <w:bottom w:val="single" w:sz="2" w:space="0" w:color="00000A"/>
               <w:right w:val="single" w:sz="2" w:space="0" w:color="00000A"/>
             </w:tcBorders>
-            <w:shd w:val="clear" w:color="auto" w:fill="auto"/>
             <w:tcMar>
               <w:left w:w="114" w:type="dxa"/>
             </w:tcMar>
@@ -2280,7 +2252,6 @@
               <w:bottom w:val="single" w:sz="2" w:space="0" w:color="00000A"/>
               <w:right w:val="single" w:sz="2" w:space="0" w:color="00000A"/>
             </w:tcBorders>
-            <w:shd w:val="clear" w:color="auto" w:fill="auto"/>
             <w:tcMar>
               <w:left w:w="114" w:type="dxa"/>
             </w:tcMar>
@@ -2335,7 +2306,15 @@
         <w:t>end-to-end connectivity</w:t>
       </w:r>
       <w:r>
-        <w:t>. This means that all devices in a network have the full connectivity allowed by the network policy.</w:t>
+        <w:t xml:space="preserve">. This means that all devices in a network have </w:t>
+      </w:r>
+      <w:proofErr w:type="gramStart"/>
+      <w:r>
+        <w:t>the full</w:t>
+      </w:r>
+      <w:proofErr w:type="gramEnd"/>
+      <w:r>
+        <w:t xml:space="preserve"> connectivity allowed by the network policy.</w:t>
       </w:r>
     </w:p>
     <w:p>
@@ -2458,8 +2437,21 @@
       <w:pPr>
         <w:pStyle w:val="SubStepAlpha"/>
       </w:pPr>
+      <w:proofErr w:type="gramStart"/>
       <w:r>
-        <w:t>Verify your solution has solved the problem by performing the test you used to identify the problem. For example, can PC1 now ping PC2?</w:t>
+        <w:t>Verify</w:t>
+      </w:r>
+      <w:proofErr w:type="gramEnd"/>
+      <w:r>
+        <w:t xml:space="preserve"> your </w:t>
+      </w:r>
+      <w:proofErr w:type="gramStart"/>
+      <w:r>
+        <w:t>solution</w:t>
+      </w:r>
+      <w:proofErr w:type="gramEnd"/>
+      <w:r>
+        <w:t xml:space="preserve"> has solved the problem by performing the test you used to identify the problem. For example, can PC1 now ping PC2?</w:t>
       </w:r>
     </w:p>
     <w:p>
@@ -2520,7 +2512,7 @@
 </file>
 
 <file path=word/endnotes.xml><?xml version="1.0" encoding="utf-8"?>
-<w:endnotes xmlns:wpc="http://schemas.microsoft.com/office/word/2010/wordprocessingCanvas" xmlns:cx="http://schemas.microsoft.com/office/drawing/2014/chartex" xmlns:cx1="http://schemas.microsoft.com/office/drawing/2015/9/8/chartex" xmlns:cx2="http://schemas.microsoft.com/office/drawing/2015/10/21/chartex" xmlns:cx3="http://schemas.microsoft.com/office/drawing/2016/5/9/chartex" xmlns:cx4="http://schemas.microsoft.com/office/drawing/2016/5/10/chartex" xmlns:cx5="http://schemas.microsoft.com/office/drawing/2016/5/11/chartex" xmlns:cx6="http://schemas.microsoft.com/office/drawing/2016/5/12/chartex" xmlns:cx7="http://schemas.microsoft.com/office/drawing/2016/5/13/chartex" xmlns:cx8="http://schemas.microsoft.com/office/drawing/2016/5/14/chartex" xmlns:mc="http://schemas.openxmlformats.org/markup-compatibility/2006" xmlns:aink="http://schemas.microsoft.com/office/drawing/2016/ink" xmlns:am3d="http://schemas.microsoft.com/office/drawing/2017/model3d" xmlns:o="urn:schemas-microsoft-com:office:office" xmlns:oel="http://schemas.microsoft.com/office/2019/extlst" xmlns:r="http://schemas.openxmlformats.org/officeDocument/2006/relationships" xmlns:m="http://schemas.openxmlformats.org/officeDocument/2006/math" xmlns:v="urn:schemas-microsoft-com:vml" xmlns:wp14="http://schemas.microsoft.com/office/word/2010/wordprocessingDrawing" xmlns:wp="http://schemas.openxmlformats.org/drawingml/2006/wordprocessingDrawing" xmlns:w10="urn:schemas-microsoft-com:office:word" xmlns:w="http://schemas.openxmlformats.org/wordprocessingml/2006/main" xmlns:w14="http://schemas.microsoft.com/office/word/2010/wordml" xmlns:w15="http://schemas.microsoft.com/office/word/2012/wordml" xmlns:w16cex="http://schemas.microsoft.com/office/word/2018/wordml/cex" xmlns:w16cid="http://schemas.microsoft.com/office/word/2016/wordml/cid" xmlns:w16="http://schemas.microsoft.com/office/word/2018/wordml" xmlns:w16sdtdh="http://schemas.microsoft.com/office/word/2020/wordml/sdtdatahash" xmlns:w16se="http://schemas.microsoft.com/office/word/2015/wordml/symex" xmlns:wpg="http://schemas.microsoft.com/office/word/2010/wordprocessingGroup" xmlns:wpi="http://schemas.microsoft.com/office/word/2010/wordprocessingInk" xmlns:wne="http://schemas.microsoft.com/office/word/2006/wordml" xmlns:wps="http://schemas.microsoft.com/office/word/2010/wordprocessingShape" mc:Ignorable="w14 w15 w16se w16cid w16 w16cex w16sdtdh wp14">
+<w:endnotes xmlns:wpc="http://schemas.microsoft.com/office/word/2010/wordprocessingCanvas" xmlns:cx="http://schemas.microsoft.com/office/drawing/2014/chartex" xmlns:cx1="http://schemas.microsoft.com/office/drawing/2015/9/8/chartex" xmlns:cx2="http://schemas.microsoft.com/office/drawing/2015/10/21/chartex" xmlns:cx3="http://schemas.microsoft.com/office/drawing/2016/5/9/chartex" xmlns:cx4="http://schemas.microsoft.com/office/drawing/2016/5/10/chartex" xmlns:cx5="http://schemas.microsoft.com/office/drawing/2016/5/11/chartex" xmlns:cx6="http://schemas.microsoft.com/office/drawing/2016/5/12/chartex" xmlns:cx7="http://schemas.microsoft.com/office/drawing/2016/5/13/chartex" xmlns:cx8="http://schemas.microsoft.com/office/drawing/2016/5/14/chartex" xmlns:mc="http://schemas.openxmlformats.org/markup-compatibility/2006" xmlns:aink="http://schemas.microsoft.com/office/drawing/2016/ink" xmlns:am3d="http://schemas.microsoft.com/office/drawing/2017/model3d" xmlns:o="urn:schemas-microsoft-com:office:office" xmlns:oel="http://schemas.microsoft.com/office/2019/extlst" xmlns:r="http://schemas.openxmlformats.org/officeDocument/2006/relationships" xmlns:m="http://schemas.openxmlformats.org/officeDocument/2006/math" xmlns:v="urn:schemas-microsoft-com:vml" xmlns:wp14="http://schemas.microsoft.com/office/word/2010/wordprocessingDrawing" xmlns:wp="http://schemas.openxmlformats.org/drawingml/2006/wordprocessingDrawing" xmlns:w10="urn:schemas-microsoft-com:office:word" xmlns:w="http://schemas.openxmlformats.org/wordprocessingml/2006/main" xmlns:w14="http://schemas.microsoft.com/office/word/2010/wordml" xmlns:w15="http://schemas.microsoft.com/office/word/2012/wordml" xmlns:w16cex="http://schemas.microsoft.com/office/word/2018/wordml/cex" xmlns:w16cid="http://schemas.microsoft.com/office/word/2016/wordml/cid" xmlns:w16="http://schemas.microsoft.com/office/word/2018/wordml" xmlns:w16du="http://schemas.microsoft.com/office/word/2023/wordml/word16du" xmlns:w16sdtdh="http://schemas.microsoft.com/office/word/2020/wordml/sdtdatahash" xmlns:w16sdtfl="http://schemas.microsoft.com/office/word/2024/wordml/sdtformatlock" xmlns:w16se="http://schemas.microsoft.com/office/word/2015/wordml/symex" xmlns:wpg="http://schemas.microsoft.com/office/word/2010/wordprocessingGroup" xmlns:wpi="http://schemas.microsoft.com/office/word/2010/wordprocessingInk" xmlns:wne="http://schemas.microsoft.com/office/word/2006/wordml" xmlns:wps="http://schemas.microsoft.com/office/word/2010/wordprocessingShape" mc:Ignorable="w14 w15 w16se w16cid w16 w16cex w16sdtdh w16sdtfl w16du wp14">
   <w:endnote w:type="separator" w:id="-1">
     <w:p>
       <w:pPr>
@@ -2547,7 +2539,7 @@
 </file>
 
 <file path=word/footer1.xml><?xml version="1.0" encoding="utf-8"?>
-<w:ftr xmlns:wpc="http://schemas.microsoft.com/office/word/2010/wordprocessingCanvas" xmlns:cx="http://schemas.microsoft.com/office/drawing/2014/chartex" xmlns:cx1="http://schemas.microsoft.com/office/drawing/2015/9/8/chartex" xmlns:cx2="http://schemas.microsoft.com/office/drawing/2015/10/21/chartex" xmlns:cx3="http://schemas.microsoft.com/office/drawing/2016/5/9/chartex" xmlns:cx4="http://schemas.microsoft.com/office/drawing/2016/5/10/chartex" xmlns:cx5="http://schemas.microsoft.com/office/drawing/2016/5/11/chartex" xmlns:cx6="http://schemas.microsoft.com/office/drawing/2016/5/12/chartex" xmlns:cx7="http://schemas.microsoft.com/office/drawing/2016/5/13/chartex" xmlns:cx8="http://schemas.microsoft.com/office/drawing/2016/5/14/chartex" xmlns:mc="http://schemas.openxmlformats.org/markup-compatibility/2006" xmlns:aink="http://schemas.microsoft.com/office/drawing/2016/ink" xmlns:am3d="http://schemas.microsoft.com/office/drawing/2017/model3d" xmlns:o="urn:schemas-microsoft-com:office:office" xmlns:oel="http://schemas.microsoft.com/office/2019/extlst" xmlns:r="http://schemas.openxmlformats.org/officeDocument/2006/relationships" xmlns:m="http://schemas.openxmlformats.org/officeDocument/2006/math" xmlns:v="urn:schemas-microsoft-com:vml" xmlns:wp14="http://schemas.microsoft.com/office/word/2010/wordprocessingDrawing" xmlns:wp="http://schemas.openxmlformats.org/drawingml/2006/wordprocessingDrawing" xmlns:w10="urn:schemas-microsoft-com:office:word" xmlns:w="http://schemas.openxmlformats.org/wordprocessingml/2006/main" xmlns:w14="http://schemas.microsoft.com/office/word/2010/wordml" xmlns:w15="http://schemas.microsoft.com/office/word/2012/wordml" xmlns:w16cex="http://schemas.microsoft.com/office/word/2018/wordml/cex" xmlns:w16cid="http://schemas.microsoft.com/office/word/2016/wordml/cid" xmlns:w16="http://schemas.microsoft.com/office/word/2018/wordml" xmlns:w16sdtdh="http://schemas.microsoft.com/office/word/2020/wordml/sdtdatahash" xmlns:w16se="http://schemas.microsoft.com/office/word/2015/wordml/symex" xmlns:wpg="http://schemas.microsoft.com/office/word/2010/wordprocessingGroup" xmlns:wpi="http://schemas.microsoft.com/office/word/2010/wordprocessingInk" xmlns:wne="http://schemas.microsoft.com/office/word/2006/wordml" xmlns:wps="http://schemas.microsoft.com/office/word/2010/wordprocessingShape" mc:Ignorable="w14 w15 w16se w16cid w16 w16cex w16sdtdh wp14">
+<w:ftr xmlns:wpc="http://schemas.microsoft.com/office/word/2010/wordprocessingCanvas" xmlns:cx="http://schemas.microsoft.com/office/drawing/2014/chartex" xmlns:cx1="http://schemas.microsoft.com/office/drawing/2015/9/8/chartex" xmlns:cx2="http://schemas.microsoft.com/office/drawing/2015/10/21/chartex" xmlns:cx3="http://schemas.microsoft.com/office/drawing/2016/5/9/chartex" xmlns:cx4="http://schemas.microsoft.com/office/drawing/2016/5/10/chartex" xmlns:cx5="http://schemas.microsoft.com/office/drawing/2016/5/11/chartex" xmlns:cx6="http://schemas.microsoft.com/office/drawing/2016/5/12/chartex" xmlns:cx7="http://schemas.microsoft.com/office/drawing/2016/5/13/chartex" xmlns:cx8="http://schemas.microsoft.com/office/drawing/2016/5/14/chartex" xmlns:mc="http://schemas.openxmlformats.org/markup-compatibility/2006" xmlns:aink="http://schemas.microsoft.com/office/drawing/2016/ink" xmlns:am3d="http://schemas.microsoft.com/office/drawing/2017/model3d" xmlns:o="urn:schemas-microsoft-com:office:office" xmlns:oel="http://schemas.microsoft.com/office/2019/extlst" xmlns:r="http://schemas.openxmlformats.org/officeDocument/2006/relationships" xmlns:m="http://schemas.openxmlformats.org/officeDocument/2006/math" xmlns:v="urn:schemas-microsoft-com:vml" xmlns:wp14="http://schemas.microsoft.com/office/word/2010/wordprocessingDrawing" xmlns:wp="http://schemas.openxmlformats.org/drawingml/2006/wordprocessingDrawing" xmlns:w10="urn:schemas-microsoft-com:office:word" xmlns:w="http://schemas.openxmlformats.org/wordprocessingml/2006/main" xmlns:w14="http://schemas.microsoft.com/office/word/2010/wordml" xmlns:w15="http://schemas.microsoft.com/office/word/2012/wordml" xmlns:w16cex="http://schemas.microsoft.com/office/word/2018/wordml/cex" xmlns:w16cid="http://schemas.microsoft.com/office/word/2016/wordml/cid" xmlns:w16="http://schemas.microsoft.com/office/word/2018/wordml" xmlns:w16du="http://schemas.microsoft.com/office/word/2023/wordml/word16du" xmlns:w16sdtdh="http://schemas.microsoft.com/office/word/2020/wordml/sdtdatahash" xmlns:w16sdtfl="http://schemas.microsoft.com/office/word/2024/wordml/sdtformatlock" xmlns:w16se="http://schemas.microsoft.com/office/word/2015/wordml/symex" xmlns:wpg="http://schemas.microsoft.com/office/word/2010/wordprocessingGroup" xmlns:wpi="http://schemas.microsoft.com/office/word/2010/wordprocessingInk" xmlns:wne="http://schemas.microsoft.com/office/word/2006/wordml" xmlns:wps="http://schemas.microsoft.com/office/word/2010/wordprocessingShape" mc:Ignorable="w14 w15 w16se w16cid w16 w16cex w16sdtdh w16sdtfl w16du wp14">
   <w:p>
     <w:pPr>
       <w:pStyle w:val="Footer"/>
@@ -2557,7 +2549,7 @@
 </file>
 
 <file path=word/footer2.xml><?xml version="1.0" encoding="utf-8"?>
-<w:ftr xmlns:wpc="http://schemas.microsoft.com/office/word/2010/wordprocessingCanvas" xmlns:cx="http://schemas.microsoft.com/office/drawing/2014/chartex" xmlns:cx1="http://schemas.microsoft.com/office/drawing/2015/9/8/chartex" xmlns:cx2="http://schemas.microsoft.com/office/drawing/2015/10/21/chartex" xmlns:cx3="http://schemas.microsoft.com/office/drawing/2016/5/9/chartex" xmlns:cx4="http://schemas.microsoft.com/office/drawing/2016/5/10/chartex" xmlns:cx5="http://schemas.microsoft.com/office/drawing/2016/5/11/chartex" xmlns:cx6="http://schemas.microsoft.com/office/drawing/2016/5/12/chartex" xmlns:cx7="http://schemas.microsoft.com/office/drawing/2016/5/13/chartex" xmlns:cx8="http://schemas.microsoft.com/office/drawing/2016/5/14/chartex" xmlns:mc="http://schemas.openxmlformats.org/markup-compatibility/2006" xmlns:aink="http://schemas.microsoft.com/office/drawing/2016/ink" xmlns:am3d="http://schemas.microsoft.com/office/drawing/2017/model3d" xmlns:o="urn:schemas-microsoft-com:office:office" xmlns:oel="http://schemas.microsoft.com/office/2019/extlst" xmlns:r="http://schemas.openxmlformats.org/officeDocument/2006/relationships" xmlns:m="http://schemas.openxmlformats.org/officeDocument/2006/math" xmlns:v="urn:schemas-microsoft-com:vml" xmlns:wp14="http://schemas.microsoft.com/office/word/2010/wordprocessingDrawing" xmlns:wp="http://schemas.openxmlformats.org/drawingml/2006/wordprocessingDrawing" xmlns:w10="urn:schemas-microsoft-com:office:word" xmlns:w="http://schemas.openxmlformats.org/wordprocessingml/2006/main" xmlns:w14="http://schemas.microsoft.com/office/word/2010/wordml" xmlns:w15="http://schemas.microsoft.com/office/word/2012/wordml" xmlns:w16cex="http://schemas.microsoft.com/office/word/2018/wordml/cex" xmlns:w16cid="http://schemas.microsoft.com/office/word/2016/wordml/cid" xmlns:w16="http://schemas.microsoft.com/office/word/2018/wordml" xmlns:w16sdtdh="http://schemas.microsoft.com/office/word/2020/wordml/sdtdatahash" xmlns:w16se="http://schemas.microsoft.com/office/word/2015/wordml/symex" xmlns:wpg="http://schemas.microsoft.com/office/word/2010/wordprocessingGroup" xmlns:wpi="http://schemas.microsoft.com/office/word/2010/wordprocessingInk" xmlns:wne="http://schemas.microsoft.com/office/word/2006/wordml" xmlns:wps="http://schemas.microsoft.com/office/word/2010/wordprocessingShape" mc:Ignorable="w14 w15 w16se w16cid w16 w16cex w16sdtdh wp14">
+<w:ftr xmlns:wpc="http://schemas.microsoft.com/office/word/2010/wordprocessingCanvas" xmlns:cx="http://schemas.microsoft.com/office/drawing/2014/chartex" xmlns:cx1="http://schemas.microsoft.com/office/drawing/2015/9/8/chartex" xmlns:cx2="http://schemas.microsoft.com/office/drawing/2015/10/21/chartex" xmlns:cx3="http://schemas.microsoft.com/office/drawing/2016/5/9/chartex" xmlns:cx4="http://schemas.microsoft.com/office/drawing/2016/5/10/chartex" xmlns:cx5="http://schemas.microsoft.com/office/drawing/2016/5/11/chartex" xmlns:cx6="http://schemas.microsoft.com/office/drawing/2016/5/12/chartex" xmlns:cx7="http://schemas.microsoft.com/office/drawing/2016/5/13/chartex" xmlns:cx8="http://schemas.microsoft.com/office/drawing/2016/5/14/chartex" xmlns:mc="http://schemas.openxmlformats.org/markup-compatibility/2006" xmlns:aink="http://schemas.microsoft.com/office/drawing/2016/ink" xmlns:am3d="http://schemas.microsoft.com/office/drawing/2017/model3d" xmlns:o="urn:schemas-microsoft-com:office:office" xmlns:oel="http://schemas.microsoft.com/office/2019/extlst" xmlns:r="http://schemas.openxmlformats.org/officeDocument/2006/relationships" xmlns:m="http://schemas.openxmlformats.org/officeDocument/2006/math" xmlns:v="urn:schemas-microsoft-com:vml" xmlns:wp14="http://schemas.microsoft.com/office/word/2010/wordprocessingDrawing" xmlns:wp="http://schemas.openxmlformats.org/drawingml/2006/wordprocessingDrawing" xmlns:w10="urn:schemas-microsoft-com:office:word" xmlns:w="http://schemas.openxmlformats.org/wordprocessingml/2006/main" xmlns:w14="http://schemas.microsoft.com/office/word/2010/wordml" xmlns:w15="http://schemas.microsoft.com/office/word/2012/wordml" xmlns:w16cex="http://schemas.microsoft.com/office/word/2018/wordml/cex" xmlns:w16cid="http://schemas.microsoft.com/office/word/2016/wordml/cid" xmlns:w16="http://schemas.microsoft.com/office/word/2018/wordml" xmlns:w16du="http://schemas.microsoft.com/office/word/2023/wordml/word16du" xmlns:w16sdtdh="http://schemas.microsoft.com/office/word/2020/wordml/sdtdatahash" xmlns:w16sdtfl="http://schemas.microsoft.com/office/word/2024/wordml/sdtformatlock" xmlns:w16se="http://schemas.microsoft.com/office/word/2015/wordml/symex" xmlns:wpg="http://schemas.microsoft.com/office/word/2010/wordprocessingGroup" xmlns:wpi="http://schemas.microsoft.com/office/word/2010/wordprocessingInk" xmlns:wne="http://schemas.microsoft.com/office/word/2006/wordml" xmlns:wps="http://schemas.microsoft.com/office/word/2010/wordprocessingShape" mc:Ignorable="w14 w15 w16se w16cid w16 w16cex w16sdtdh w16sdtfl w16du wp14">
   <w:p>
     <w:pPr>
       <w:pStyle w:val="Footer"/>
@@ -2601,7 +2593,7 @@
       <w:rPr>
         <w:noProof/>
       </w:rPr>
-      <w:t>2019</w:t>
+      <w:t>2023</w:t>
     </w:r>
     <w:r>
       <w:fldChar w:fldCharType="end"/>
@@ -2716,7 +2708,7 @@
 </file>
 
 <file path=word/footer3.xml><?xml version="1.0" encoding="utf-8"?>
-<w:ftr xmlns:wpc="http://schemas.microsoft.com/office/word/2010/wordprocessingCanvas" xmlns:cx="http://schemas.microsoft.com/office/drawing/2014/chartex" xmlns:cx1="http://schemas.microsoft.com/office/drawing/2015/9/8/chartex" xmlns:cx2="http://schemas.microsoft.com/office/drawing/2015/10/21/chartex" xmlns:cx3="http://schemas.microsoft.com/office/drawing/2016/5/9/chartex" xmlns:cx4="http://schemas.microsoft.com/office/drawing/2016/5/10/chartex" xmlns:cx5="http://schemas.microsoft.com/office/drawing/2016/5/11/chartex" xmlns:cx6="http://schemas.microsoft.com/office/drawing/2016/5/12/chartex" xmlns:cx7="http://schemas.microsoft.com/office/drawing/2016/5/13/chartex" xmlns:cx8="http://schemas.microsoft.com/office/drawing/2016/5/14/chartex" xmlns:mc="http://schemas.openxmlformats.org/markup-compatibility/2006" xmlns:aink="http://schemas.microsoft.com/office/drawing/2016/ink" xmlns:am3d="http://schemas.microsoft.com/office/drawing/2017/model3d" xmlns:o="urn:schemas-microsoft-com:office:office" xmlns:oel="http://schemas.microsoft.com/office/2019/extlst" xmlns:r="http://schemas.openxmlformats.org/officeDocument/2006/relationships" xmlns:m="http://schemas.openxmlformats.org/officeDocument/2006/math" xmlns:v="urn:schemas-microsoft-com:vml" xmlns:wp14="http://schemas.microsoft.com/office/word/2010/wordprocessingDrawing" xmlns:wp="http://schemas.openxmlformats.org/drawingml/2006/wordprocessingDrawing" xmlns:w10="urn:schemas-microsoft-com:office:word" xmlns:w="http://schemas.openxmlformats.org/wordprocessingml/2006/main" xmlns:w14="http://schemas.microsoft.com/office/word/2010/wordml" xmlns:w15="http://schemas.microsoft.com/office/word/2012/wordml" xmlns:w16cex="http://schemas.microsoft.com/office/word/2018/wordml/cex" xmlns:w16cid="http://schemas.microsoft.com/office/word/2016/wordml/cid" xmlns:w16="http://schemas.microsoft.com/office/word/2018/wordml" xmlns:w16sdtdh="http://schemas.microsoft.com/office/word/2020/wordml/sdtdatahash" xmlns:w16se="http://schemas.microsoft.com/office/word/2015/wordml/symex" xmlns:wpg="http://schemas.microsoft.com/office/word/2010/wordprocessingGroup" xmlns:wpi="http://schemas.microsoft.com/office/word/2010/wordprocessingInk" xmlns:wne="http://schemas.microsoft.com/office/word/2006/wordml" xmlns:wps="http://schemas.microsoft.com/office/word/2010/wordprocessingShape" mc:Ignorable="w14 w15 w16se w16cid w16 w16cex w16sdtdh wp14">
+<w:ftr xmlns:wpc="http://schemas.microsoft.com/office/word/2010/wordprocessingCanvas" xmlns:cx="http://schemas.microsoft.com/office/drawing/2014/chartex" xmlns:cx1="http://schemas.microsoft.com/office/drawing/2015/9/8/chartex" xmlns:cx2="http://schemas.microsoft.com/office/drawing/2015/10/21/chartex" xmlns:cx3="http://schemas.microsoft.com/office/drawing/2016/5/9/chartex" xmlns:cx4="http://schemas.microsoft.com/office/drawing/2016/5/10/chartex" xmlns:cx5="http://schemas.microsoft.com/office/drawing/2016/5/11/chartex" xmlns:cx6="http://schemas.microsoft.com/office/drawing/2016/5/12/chartex" xmlns:cx7="http://schemas.microsoft.com/office/drawing/2016/5/13/chartex" xmlns:cx8="http://schemas.microsoft.com/office/drawing/2016/5/14/chartex" xmlns:mc="http://schemas.openxmlformats.org/markup-compatibility/2006" xmlns:aink="http://schemas.microsoft.com/office/drawing/2016/ink" xmlns:am3d="http://schemas.microsoft.com/office/drawing/2017/model3d" xmlns:o="urn:schemas-microsoft-com:office:office" xmlns:oel="http://schemas.microsoft.com/office/2019/extlst" xmlns:r="http://schemas.openxmlformats.org/officeDocument/2006/relationships" xmlns:m="http://schemas.openxmlformats.org/officeDocument/2006/math" xmlns:v="urn:schemas-microsoft-com:vml" xmlns:wp14="http://schemas.microsoft.com/office/word/2010/wordprocessingDrawing" xmlns:wp="http://schemas.openxmlformats.org/drawingml/2006/wordprocessingDrawing" xmlns:w10="urn:schemas-microsoft-com:office:word" xmlns:w="http://schemas.openxmlformats.org/wordprocessingml/2006/main" xmlns:w14="http://schemas.microsoft.com/office/word/2010/wordml" xmlns:w15="http://schemas.microsoft.com/office/word/2012/wordml" xmlns:w16cex="http://schemas.microsoft.com/office/word/2018/wordml/cex" xmlns:w16cid="http://schemas.microsoft.com/office/word/2016/wordml/cid" xmlns:w16="http://schemas.microsoft.com/office/word/2018/wordml" xmlns:w16du="http://schemas.microsoft.com/office/word/2023/wordml/word16du" xmlns:w16sdtdh="http://schemas.microsoft.com/office/word/2020/wordml/sdtdatahash" xmlns:w16sdtfl="http://schemas.microsoft.com/office/word/2024/wordml/sdtformatlock" xmlns:w16se="http://schemas.microsoft.com/office/word/2015/wordml/symex" xmlns:wpg="http://schemas.microsoft.com/office/word/2010/wordprocessingGroup" xmlns:wpi="http://schemas.microsoft.com/office/word/2010/wordprocessingInk" xmlns:wne="http://schemas.microsoft.com/office/word/2006/wordml" xmlns:wps="http://schemas.microsoft.com/office/word/2010/wordprocessingShape" mc:Ignorable="w14 w15 w16se w16cid w16 w16cex w16sdtdh w16sdtfl w16du wp14">
   <w:p>
     <w:pPr>
       <w:pStyle w:val="Footer"/>
@@ -2763,7 +2755,7 @@
       <w:rPr>
         <w:noProof/>
       </w:rPr>
-      <w:t>2019</w:t>
+      <w:t>2023</w:t>
     </w:r>
     <w:r>
       <w:fldChar w:fldCharType="end"/>
@@ -2878,7 +2870,7 @@
 </file>
 
 <file path=word/footnotes.xml><?xml version="1.0" encoding="utf-8"?>
-<w:footnotes xmlns:wpc="http://schemas.microsoft.com/office/word/2010/wordprocessingCanvas" xmlns:cx="http://schemas.microsoft.com/office/drawing/2014/chartex" xmlns:cx1="http://schemas.microsoft.com/office/drawing/2015/9/8/chartex" xmlns:cx2="http://schemas.microsoft.com/office/drawing/2015/10/21/chartex" xmlns:cx3="http://schemas.microsoft.com/office/drawing/2016/5/9/chartex" xmlns:cx4="http://schemas.microsoft.com/office/drawing/2016/5/10/chartex" xmlns:cx5="http://schemas.microsoft.com/office/drawing/2016/5/11/chartex" xmlns:cx6="http://schemas.microsoft.com/office/drawing/2016/5/12/chartex" xmlns:cx7="http://schemas.microsoft.com/office/drawing/2016/5/13/chartex" xmlns:cx8="http://schemas.microsoft.com/office/drawing/2016/5/14/chartex" xmlns:mc="http://schemas.openxmlformats.org/markup-compatibility/2006" xmlns:aink="http://schemas.microsoft.com/office/drawing/2016/ink" xmlns:am3d="http://schemas.microsoft.com/office/drawing/2017/model3d" xmlns:o="urn:schemas-microsoft-com:office:office" xmlns:oel="http://schemas.microsoft.com/office/2019/extlst" xmlns:r="http://schemas.openxmlformats.org/officeDocument/2006/relationships" xmlns:m="http://schemas.openxmlformats.org/officeDocument/2006/math" xmlns:v="urn:schemas-microsoft-com:vml" xmlns:wp14="http://schemas.microsoft.com/office/word/2010/wordprocessingDrawing" xmlns:wp="http://schemas.openxmlformats.org/drawingml/2006/wordprocessingDrawing" xmlns:w10="urn:schemas-microsoft-com:office:word" xmlns:w="http://schemas.openxmlformats.org/wordprocessingml/2006/main" xmlns:w14="http://schemas.microsoft.com/office/word/2010/wordml" xmlns:w15="http://schemas.microsoft.com/office/word/2012/wordml" xmlns:w16cex="http://schemas.microsoft.com/office/word/2018/wordml/cex" xmlns:w16cid="http://schemas.microsoft.com/office/word/2016/wordml/cid" xmlns:w16="http://schemas.microsoft.com/office/word/2018/wordml" xmlns:w16sdtdh="http://schemas.microsoft.com/office/word/2020/wordml/sdtdatahash" xmlns:w16se="http://schemas.microsoft.com/office/word/2015/wordml/symex" xmlns:wpg="http://schemas.microsoft.com/office/word/2010/wordprocessingGroup" xmlns:wpi="http://schemas.microsoft.com/office/word/2010/wordprocessingInk" xmlns:wne="http://schemas.microsoft.com/office/word/2006/wordml" xmlns:wps="http://schemas.microsoft.com/office/word/2010/wordprocessingShape" mc:Ignorable="w14 w15 w16se w16cid w16 w16cex w16sdtdh wp14">
+<w:footnotes xmlns:wpc="http://schemas.microsoft.com/office/word/2010/wordprocessingCanvas" xmlns:cx="http://schemas.microsoft.com/office/drawing/2014/chartex" xmlns:cx1="http://schemas.microsoft.com/office/drawing/2015/9/8/chartex" xmlns:cx2="http://schemas.microsoft.com/office/drawing/2015/10/21/chartex" xmlns:cx3="http://schemas.microsoft.com/office/drawing/2016/5/9/chartex" xmlns:cx4="http://schemas.microsoft.com/office/drawing/2016/5/10/chartex" xmlns:cx5="http://schemas.microsoft.com/office/drawing/2016/5/11/chartex" xmlns:cx6="http://schemas.microsoft.com/office/drawing/2016/5/12/chartex" xmlns:cx7="http://schemas.microsoft.com/office/drawing/2016/5/13/chartex" xmlns:cx8="http://schemas.microsoft.com/office/drawing/2016/5/14/chartex" xmlns:mc="http://schemas.openxmlformats.org/markup-compatibility/2006" xmlns:aink="http://schemas.microsoft.com/office/drawing/2016/ink" xmlns:am3d="http://schemas.microsoft.com/office/drawing/2017/model3d" xmlns:o="urn:schemas-microsoft-com:office:office" xmlns:oel="http://schemas.microsoft.com/office/2019/extlst" xmlns:r="http://schemas.openxmlformats.org/officeDocument/2006/relationships" xmlns:m="http://schemas.openxmlformats.org/officeDocument/2006/math" xmlns:v="urn:schemas-microsoft-com:vml" xmlns:wp14="http://schemas.microsoft.com/office/word/2010/wordprocessingDrawing" xmlns:wp="http://schemas.openxmlformats.org/drawingml/2006/wordprocessingDrawing" xmlns:w10="urn:schemas-microsoft-com:office:word" xmlns:w="http://schemas.openxmlformats.org/wordprocessingml/2006/main" xmlns:w14="http://schemas.microsoft.com/office/word/2010/wordml" xmlns:w15="http://schemas.microsoft.com/office/word/2012/wordml" xmlns:w16cex="http://schemas.microsoft.com/office/word/2018/wordml/cex" xmlns:w16cid="http://schemas.microsoft.com/office/word/2016/wordml/cid" xmlns:w16="http://schemas.microsoft.com/office/word/2018/wordml" xmlns:w16du="http://schemas.microsoft.com/office/word/2023/wordml/word16du" xmlns:w16sdtdh="http://schemas.microsoft.com/office/word/2020/wordml/sdtdatahash" xmlns:w16sdtfl="http://schemas.microsoft.com/office/word/2024/wordml/sdtformatlock" xmlns:w16se="http://schemas.microsoft.com/office/word/2015/wordml/symex" xmlns:wpg="http://schemas.microsoft.com/office/word/2010/wordprocessingGroup" xmlns:wpi="http://schemas.microsoft.com/office/word/2010/wordprocessingInk" xmlns:wne="http://schemas.microsoft.com/office/word/2006/wordml" xmlns:wps="http://schemas.microsoft.com/office/word/2010/wordprocessingShape" mc:Ignorable="w14 w15 w16se w16cid w16 w16cex w16sdtdh w16sdtfl w16du wp14">
   <w:footnote w:type="separator" w:id="-1">
     <w:p>
       <w:pPr>
@@ -2905,7 +2897,7 @@
 </file>
 
 <file path=word/header1.xml><?xml version="1.0" encoding="utf-8"?>
-<w:hdr xmlns:wpc="http://schemas.microsoft.com/office/word/2010/wordprocessingCanvas" xmlns:cx="http://schemas.microsoft.com/office/drawing/2014/chartex" xmlns:cx1="http://schemas.microsoft.com/office/drawing/2015/9/8/chartex" xmlns:cx2="http://schemas.microsoft.com/office/drawing/2015/10/21/chartex" xmlns:cx3="http://schemas.microsoft.com/office/drawing/2016/5/9/chartex" xmlns:cx4="http://schemas.microsoft.com/office/drawing/2016/5/10/chartex" xmlns:cx5="http://schemas.microsoft.com/office/drawing/2016/5/11/chartex" xmlns:cx6="http://schemas.microsoft.com/office/drawing/2016/5/12/chartex" xmlns:cx7="http://schemas.microsoft.com/office/drawing/2016/5/13/chartex" xmlns:cx8="http://schemas.microsoft.com/office/drawing/2016/5/14/chartex" xmlns:mc="http://schemas.openxmlformats.org/markup-compatibility/2006" xmlns:aink="http://schemas.microsoft.com/office/drawing/2016/ink" xmlns:am3d="http://schemas.microsoft.com/office/drawing/2017/model3d" xmlns:o="urn:schemas-microsoft-com:office:office" xmlns:oel="http://schemas.microsoft.com/office/2019/extlst" xmlns:r="http://schemas.openxmlformats.org/officeDocument/2006/relationships" xmlns:m="http://schemas.openxmlformats.org/officeDocument/2006/math" xmlns:v="urn:schemas-microsoft-com:vml" xmlns:wp14="http://schemas.microsoft.com/office/word/2010/wordprocessingDrawing" xmlns:wp="http://schemas.openxmlformats.org/drawingml/2006/wordprocessingDrawing" xmlns:w10="urn:schemas-microsoft-com:office:word" xmlns:w="http://schemas.openxmlformats.org/wordprocessingml/2006/main" xmlns:w14="http://schemas.microsoft.com/office/word/2010/wordml" xmlns:w15="http://schemas.microsoft.com/office/word/2012/wordml" xmlns:w16cex="http://schemas.microsoft.com/office/word/2018/wordml/cex" xmlns:w16cid="http://schemas.microsoft.com/office/word/2016/wordml/cid" xmlns:w16="http://schemas.microsoft.com/office/word/2018/wordml" xmlns:w16sdtdh="http://schemas.microsoft.com/office/word/2020/wordml/sdtdatahash" xmlns:w16se="http://schemas.microsoft.com/office/word/2015/wordml/symex" xmlns:wpg="http://schemas.microsoft.com/office/word/2010/wordprocessingGroup" xmlns:wpi="http://schemas.microsoft.com/office/word/2010/wordprocessingInk" xmlns:wne="http://schemas.microsoft.com/office/word/2006/wordml" xmlns:wps="http://schemas.microsoft.com/office/word/2010/wordprocessingShape" mc:Ignorable="w14 w15 w16se w16cid w16 w16cex w16sdtdh wp14">
+<w:hdr xmlns:wpc="http://schemas.microsoft.com/office/word/2010/wordprocessingCanvas" xmlns:cx="http://schemas.microsoft.com/office/drawing/2014/chartex" xmlns:cx1="http://schemas.microsoft.com/office/drawing/2015/9/8/chartex" xmlns:cx2="http://schemas.microsoft.com/office/drawing/2015/10/21/chartex" xmlns:cx3="http://schemas.microsoft.com/office/drawing/2016/5/9/chartex" xmlns:cx4="http://schemas.microsoft.com/office/drawing/2016/5/10/chartex" xmlns:cx5="http://schemas.microsoft.com/office/drawing/2016/5/11/chartex" xmlns:cx6="http://schemas.microsoft.com/office/drawing/2016/5/12/chartex" xmlns:cx7="http://schemas.microsoft.com/office/drawing/2016/5/13/chartex" xmlns:cx8="http://schemas.microsoft.com/office/drawing/2016/5/14/chartex" xmlns:mc="http://schemas.openxmlformats.org/markup-compatibility/2006" xmlns:aink="http://schemas.microsoft.com/office/drawing/2016/ink" xmlns:am3d="http://schemas.microsoft.com/office/drawing/2017/model3d" xmlns:o="urn:schemas-microsoft-com:office:office" xmlns:oel="http://schemas.microsoft.com/office/2019/extlst" xmlns:r="http://schemas.openxmlformats.org/officeDocument/2006/relationships" xmlns:m="http://schemas.openxmlformats.org/officeDocument/2006/math" xmlns:v="urn:schemas-microsoft-com:vml" xmlns:wp14="http://schemas.microsoft.com/office/word/2010/wordprocessingDrawing" xmlns:wp="http://schemas.openxmlformats.org/drawingml/2006/wordprocessingDrawing" xmlns:w10="urn:schemas-microsoft-com:office:word" xmlns:w="http://schemas.openxmlformats.org/wordprocessingml/2006/main" xmlns:w14="http://schemas.microsoft.com/office/word/2010/wordml" xmlns:w15="http://schemas.microsoft.com/office/word/2012/wordml" xmlns:w16cex="http://schemas.microsoft.com/office/word/2018/wordml/cex" xmlns:w16cid="http://schemas.microsoft.com/office/word/2016/wordml/cid" xmlns:w16="http://schemas.microsoft.com/office/word/2018/wordml" xmlns:w16du="http://schemas.microsoft.com/office/word/2023/wordml/word16du" xmlns:w16sdtdh="http://schemas.microsoft.com/office/word/2020/wordml/sdtdatahash" xmlns:w16sdtfl="http://schemas.microsoft.com/office/word/2024/wordml/sdtformatlock" xmlns:w16se="http://schemas.microsoft.com/office/word/2015/wordml/symex" xmlns:wpg="http://schemas.microsoft.com/office/word/2010/wordprocessingGroup" xmlns:wpi="http://schemas.microsoft.com/office/word/2010/wordprocessingInk" xmlns:wne="http://schemas.microsoft.com/office/word/2006/wordml" xmlns:wps="http://schemas.microsoft.com/office/word/2010/wordprocessingShape" mc:Ignorable="w14 w15 w16se w16cid w16 w16cex w16sdtdh w16sdtfl w16du wp14">
   <w:p>
     <w:pPr>
       <w:pStyle w:val="Header"/>
@@ -2915,7 +2907,7 @@
 </file>
 
 <file path=word/header2.xml><?xml version="1.0" encoding="utf-8"?>
-<w:hdr xmlns:wpc="http://schemas.microsoft.com/office/word/2010/wordprocessingCanvas" xmlns:cx="http://schemas.microsoft.com/office/drawing/2014/chartex" xmlns:cx1="http://schemas.microsoft.com/office/drawing/2015/9/8/chartex" xmlns:cx2="http://schemas.microsoft.com/office/drawing/2015/10/21/chartex" xmlns:cx3="http://schemas.microsoft.com/office/drawing/2016/5/9/chartex" xmlns:cx4="http://schemas.microsoft.com/office/drawing/2016/5/10/chartex" xmlns:cx5="http://schemas.microsoft.com/office/drawing/2016/5/11/chartex" xmlns:cx6="http://schemas.microsoft.com/office/drawing/2016/5/12/chartex" xmlns:cx7="http://schemas.microsoft.com/office/drawing/2016/5/13/chartex" xmlns:cx8="http://schemas.microsoft.com/office/drawing/2016/5/14/chartex" xmlns:mc="http://schemas.openxmlformats.org/markup-compatibility/2006" xmlns:aink="http://schemas.microsoft.com/office/drawing/2016/ink" xmlns:am3d="http://schemas.microsoft.com/office/drawing/2017/model3d" xmlns:o="urn:schemas-microsoft-com:office:office" xmlns:oel="http://schemas.microsoft.com/office/2019/extlst" xmlns:r="http://schemas.openxmlformats.org/officeDocument/2006/relationships" xmlns:m="http://schemas.openxmlformats.org/officeDocument/2006/math" xmlns:v="urn:schemas-microsoft-com:vml" xmlns:wp14="http://schemas.microsoft.com/office/word/2010/wordprocessingDrawing" xmlns:wp="http://schemas.openxmlformats.org/drawingml/2006/wordprocessingDrawing" xmlns:w10="urn:schemas-microsoft-com:office:word" xmlns:w="http://schemas.openxmlformats.org/wordprocessingml/2006/main" xmlns:w14="http://schemas.microsoft.com/office/word/2010/wordml" xmlns:w15="http://schemas.microsoft.com/office/word/2012/wordml" xmlns:w16cex="http://schemas.microsoft.com/office/word/2018/wordml/cex" xmlns:w16cid="http://schemas.microsoft.com/office/word/2016/wordml/cid" xmlns:w16="http://schemas.microsoft.com/office/word/2018/wordml" xmlns:w16sdtdh="http://schemas.microsoft.com/office/word/2020/wordml/sdtdatahash" xmlns:w16se="http://schemas.microsoft.com/office/word/2015/wordml/symex" xmlns:wpg="http://schemas.microsoft.com/office/word/2010/wordprocessingGroup" xmlns:wpi="http://schemas.microsoft.com/office/word/2010/wordprocessingInk" xmlns:wne="http://schemas.microsoft.com/office/word/2006/wordml" xmlns:wps="http://schemas.microsoft.com/office/word/2010/wordprocessingShape" mc:Ignorable="w14 w15 w16se w16cid w16 w16cex w16sdtdh wp14">
+<w:hdr xmlns:wpc="http://schemas.microsoft.com/office/word/2010/wordprocessingCanvas" xmlns:cx="http://schemas.microsoft.com/office/drawing/2014/chartex" xmlns:cx1="http://schemas.microsoft.com/office/drawing/2015/9/8/chartex" xmlns:cx2="http://schemas.microsoft.com/office/drawing/2015/10/21/chartex" xmlns:cx3="http://schemas.microsoft.com/office/drawing/2016/5/9/chartex" xmlns:cx4="http://schemas.microsoft.com/office/drawing/2016/5/10/chartex" xmlns:cx5="http://schemas.microsoft.com/office/drawing/2016/5/11/chartex" xmlns:cx6="http://schemas.microsoft.com/office/drawing/2016/5/12/chartex" xmlns:cx7="http://schemas.microsoft.com/office/drawing/2016/5/13/chartex" xmlns:cx8="http://schemas.microsoft.com/office/drawing/2016/5/14/chartex" xmlns:mc="http://schemas.openxmlformats.org/markup-compatibility/2006" xmlns:aink="http://schemas.microsoft.com/office/drawing/2016/ink" xmlns:am3d="http://schemas.microsoft.com/office/drawing/2017/model3d" xmlns:o="urn:schemas-microsoft-com:office:office" xmlns:oel="http://schemas.microsoft.com/office/2019/extlst" xmlns:r="http://schemas.openxmlformats.org/officeDocument/2006/relationships" xmlns:m="http://schemas.openxmlformats.org/officeDocument/2006/math" xmlns:v="urn:schemas-microsoft-com:vml" xmlns:wp14="http://schemas.microsoft.com/office/word/2010/wordprocessingDrawing" xmlns:wp="http://schemas.openxmlformats.org/drawingml/2006/wordprocessingDrawing" xmlns:w10="urn:schemas-microsoft-com:office:word" xmlns:w="http://schemas.openxmlformats.org/wordprocessingml/2006/main" xmlns:w14="http://schemas.microsoft.com/office/word/2010/wordml" xmlns:w15="http://schemas.microsoft.com/office/word/2012/wordml" xmlns:w16cex="http://schemas.microsoft.com/office/word/2018/wordml/cex" xmlns:w16cid="http://schemas.microsoft.com/office/word/2016/wordml/cid" xmlns:w16="http://schemas.microsoft.com/office/word/2018/wordml" xmlns:w16du="http://schemas.microsoft.com/office/word/2023/wordml/word16du" xmlns:w16sdtdh="http://schemas.microsoft.com/office/word/2020/wordml/sdtdatahash" xmlns:w16sdtfl="http://schemas.microsoft.com/office/word/2024/wordml/sdtformatlock" xmlns:w16se="http://schemas.microsoft.com/office/word/2015/wordml/symex" xmlns:wpg="http://schemas.microsoft.com/office/word/2010/wordprocessingGroup" xmlns:wpi="http://schemas.microsoft.com/office/word/2010/wordprocessingInk" xmlns:wne="http://schemas.microsoft.com/office/word/2006/wordml" xmlns:wps="http://schemas.microsoft.com/office/word/2010/wordprocessingShape" mc:Ignorable="w14 w15 w16se w16cid w16 w16cex w16sdtdh w16sdtfl w16du wp14">
   <w:sdt>
     <w:sdtPr>
       <w:alias w:val="Title"/>
@@ -2942,7 +2934,7 @@
 </file>
 
 <file path=word/header3.xml><?xml version="1.0" encoding="utf-8"?>
-<w:hdr xmlns:wpc="http://schemas.microsoft.com/office/word/2010/wordprocessingCanvas" xmlns:cx="http://schemas.microsoft.com/office/drawing/2014/chartex" xmlns:cx1="http://schemas.microsoft.com/office/drawing/2015/9/8/chartex" xmlns:cx2="http://schemas.microsoft.com/office/drawing/2015/10/21/chartex" xmlns:cx3="http://schemas.microsoft.com/office/drawing/2016/5/9/chartex" xmlns:cx4="http://schemas.microsoft.com/office/drawing/2016/5/10/chartex" xmlns:cx5="http://schemas.microsoft.com/office/drawing/2016/5/11/chartex" xmlns:cx6="http://schemas.microsoft.com/office/drawing/2016/5/12/chartex" xmlns:cx7="http://schemas.microsoft.com/office/drawing/2016/5/13/chartex" xmlns:cx8="http://schemas.microsoft.com/office/drawing/2016/5/14/chartex" xmlns:mc="http://schemas.openxmlformats.org/markup-compatibility/2006" xmlns:aink="http://schemas.microsoft.com/office/drawing/2016/ink" xmlns:am3d="http://schemas.microsoft.com/office/drawing/2017/model3d" xmlns:o="urn:schemas-microsoft-com:office:office" xmlns:oel="http://schemas.microsoft.com/office/2019/extlst" xmlns:r="http://schemas.openxmlformats.org/officeDocument/2006/relationships" xmlns:m="http://schemas.openxmlformats.org/officeDocument/2006/math" xmlns:v="urn:schemas-microsoft-com:vml" xmlns:wp14="http://schemas.microsoft.com/office/word/2010/wordprocessingDrawing" xmlns:wp="http://schemas.openxmlformats.org/drawingml/2006/wordprocessingDrawing" xmlns:w10="urn:schemas-microsoft-com:office:word" xmlns:w="http://schemas.openxmlformats.org/wordprocessingml/2006/main" xmlns:w14="http://schemas.microsoft.com/office/word/2010/wordml" xmlns:w15="http://schemas.microsoft.com/office/word/2012/wordml" xmlns:w16cex="http://schemas.microsoft.com/office/word/2018/wordml/cex" xmlns:w16cid="http://schemas.microsoft.com/office/word/2016/wordml/cid" xmlns:w16="http://schemas.microsoft.com/office/word/2018/wordml" xmlns:w16sdtdh="http://schemas.microsoft.com/office/word/2020/wordml/sdtdatahash" xmlns:w16se="http://schemas.microsoft.com/office/word/2015/wordml/symex" xmlns:wpg="http://schemas.microsoft.com/office/word/2010/wordprocessingGroup" xmlns:wpi="http://schemas.microsoft.com/office/word/2010/wordprocessingInk" xmlns:wne="http://schemas.microsoft.com/office/word/2006/wordml" xmlns:wps="http://schemas.microsoft.com/office/word/2010/wordprocessingShape" mc:Ignorable="w14 w15 w16se w16cid w16 w16cex w16sdtdh wp14">
+<w:hdr xmlns:wpc="http://schemas.microsoft.com/office/word/2010/wordprocessingCanvas" xmlns:cx="http://schemas.microsoft.com/office/drawing/2014/chartex" xmlns:cx1="http://schemas.microsoft.com/office/drawing/2015/9/8/chartex" xmlns:cx2="http://schemas.microsoft.com/office/drawing/2015/10/21/chartex" xmlns:cx3="http://schemas.microsoft.com/office/drawing/2016/5/9/chartex" xmlns:cx4="http://schemas.microsoft.com/office/drawing/2016/5/10/chartex" xmlns:cx5="http://schemas.microsoft.com/office/drawing/2016/5/11/chartex" xmlns:cx6="http://schemas.microsoft.com/office/drawing/2016/5/12/chartex" xmlns:cx7="http://schemas.microsoft.com/office/drawing/2016/5/13/chartex" xmlns:cx8="http://schemas.microsoft.com/office/drawing/2016/5/14/chartex" xmlns:mc="http://schemas.openxmlformats.org/markup-compatibility/2006" xmlns:aink="http://schemas.microsoft.com/office/drawing/2016/ink" xmlns:am3d="http://schemas.microsoft.com/office/drawing/2017/model3d" xmlns:o="urn:schemas-microsoft-com:office:office" xmlns:oel="http://schemas.microsoft.com/office/2019/extlst" xmlns:r="http://schemas.openxmlformats.org/officeDocument/2006/relationships" xmlns:m="http://schemas.openxmlformats.org/officeDocument/2006/math" xmlns:v="urn:schemas-microsoft-com:vml" xmlns:wp14="http://schemas.microsoft.com/office/word/2010/wordprocessingDrawing" xmlns:wp="http://schemas.openxmlformats.org/drawingml/2006/wordprocessingDrawing" xmlns:w10="urn:schemas-microsoft-com:office:word" xmlns:w="http://schemas.openxmlformats.org/wordprocessingml/2006/main" xmlns:w14="http://schemas.microsoft.com/office/word/2010/wordml" xmlns:w15="http://schemas.microsoft.com/office/word/2012/wordml" xmlns:w16cex="http://schemas.microsoft.com/office/word/2018/wordml/cex" xmlns:w16cid="http://schemas.microsoft.com/office/word/2016/wordml/cid" xmlns:w16="http://schemas.microsoft.com/office/word/2018/wordml" xmlns:w16du="http://schemas.microsoft.com/office/word/2023/wordml/word16du" xmlns:w16sdtdh="http://schemas.microsoft.com/office/word/2020/wordml/sdtdatahash" xmlns:w16sdtfl="http://schemas.microsoft.com/office/word/2024/wordml/sdtformatlock" xmlns:w16se="http://schemas.microsoft.com/office/word/2015/wordml/symex" xmlns:wpg="http://schemas.microsoft.com/office/word/2010/wordprocessingGroup" xmlns:wpi="http://schemas.microsoft.com/office/word/2010/wordprocessingInk" xmlns:wne="http://schemas.microsoft.com/office/word/2006/wordml" xmlns:wps="http://schemas.microsoft.com/office/word/2010/wordprocessingShape" mc:Ignorable="w14 w15 w16se w16cid w16 w16cex w16sdtdh w16sdtfl w16du wp14">
   <w:p>
     <w:pPr>
       <w:ind w:left="-288"/>
@@ -3005,7 +2997,7 @@
 </file>
 
 <file path=word/numbering.xml><?xml version="1.0" encoding="utf-8"?>
-<w:numbering xmlns:wpc="http://schemas.microsoft.com/office/word/2010/wordprocessingCanvas" xmlns:cx="http://schemas.microsoft.com/office/drawing/2014/chartex" xmlns:cx1="http://schemas.microsoft.com/office/drawing/2015/9/8/chartex" xmlns:cx2="http://schemas.microsoft.com/office/drawing/2015/10/21/chartex" xmlns:cx3="http://schemas.microsoft.com/office/drawing/2016/5/9/chartex" xmlns:cx4="http://schemas.microsoft.com/office/drawing/2016/5/10/chartex" xmlns:cx5="http://schemas.microsoft.com/office/drawing/2016/5/11/chartex" xmlns:cx6="http://schemas.microsoft.com/office/drawing/2016/5/12/chartex" xmlns:cx7="http://schemas.microsoft.com/office/drawing/2016/5/13/chartex" xmlns:cx8="http://schemas.microsoft.com/office/drawing/2016/5/14/chartex" xmlns:mc="http://schemas.openxmlformats.org/markup-compatibility/2006" xmlns:aink="http://schemas.microsoft.com/office/drawing/2016/ink" xmlns:am3d="http://schemas.microsoft.com/office/drawing/2017/model3d" xmlns:o="urn:schemas-microsoft-com:office:office" xmlns:oel="http://schemas.microsoft.com/office/2019/extlst" xmlns:r="http://schemas.openxmlformats.org/officeDocument/2006/relationships" xmlns:m="http://schemas.openxmlformats.org/officeDocument/2006/math" xmlns:v="urn:schemas-microsoft-com:vml" xmlns:wp14="http://schemas.microsoft.com/office/word/2010/wordprocessingDrawing" xmlns:wp="http://schemas.openxmlformats.org/drawingml/2006/wordprocessingDrawing" xmlns:w10="urn:schemas-microsoft-com:office:word" xmlns:w="http://schemas.openxmlformats.org/wordprocessingml/2006/main" xmlns:w14="http://schemas.microsoft.com/office/word/2010/wordml" xmlns:w15="http://schemas.microsoft.com/office/word/2012/wordml" xmlns:w16cex="http://schemas.microsoft.com/office/word/2018/wordml/cex" xmlns:w16cid="http://schemas.microsoft.com/office/word/2016/wordml/cid" xmlns:w16="http://schemas.microsoft.com/office/word/2018/wordml" xmlns:w16sdtdh="http://schemas.microsoft.com/office/word/2020/wordml/sdtdatahash" xmlns:w16se="http://schemas.microsoft.com/office/word/2015/wordml/symex" xmlns:wpg="http://schemas.microsoft.com/office/word/2010/wordprocessingGroup" xmlns:wpi="http://schemas.microsoft.com/office/word/2010/wordprocessingInk" xmlns:wne="http://schemas.microsoft.com/office/word/2006/wordml" xmlns:wps="http://schemas.microsoft.com/office/word/2010/wordprocessingShape" mc:Ignorable="w14 w15 w16se w16cid w16 w16cex w16sdtdh wp14">
+<w:numbering xmlns:wpc="http://schemas.microsoft.com/office/word/2010/wordprocessingCanvas" xmlns:cx="http://schemas.microsoft.com/office/drawing/2014/chartex" xmlns:cx1="http://schemas.microsoft.com/office/drawing/2015/9/8/chartex" xmlns:cx2="http://schemas.microsoft.com/office/drawing/2015/10/21/chartex" xmlns:cx3="http://schemas.microsoft.com/office/drawing/2016/5/9/chartex" xmlns:cx4="http://schemas.microsoft.com/office/drawing/2016/5/10/chartex" xmlns:cx5="http://schemas.microsoft.com/office/drawing/2016/5/11/chartex" xmlns:cx6="http://schemas.microsoft.com/office/drawing/2016/5/12/chartex" xmlns:cx7="http://schemas.microsoft.com/office/drawing/2016/5/13/chartex" xmlns:cx8="http://schemas.microsoft.com/office/drawing/2016/5/14/chartex" xmlns:mc="http://schemas.openxmlformats.org/markup-compatibility/2006" xmlns:aink="http://schemas.microsoft.com/office/drawing/2016/ink" xmlns:am3d="http://schemas.microsoft.com/office/drawing/2017/model3d" xmlns:o="urn:schemas-microsoft-com:office:office" xmlns:oel="http://schemas.microsoft.com/office/2019/extlst" xmlns:r="http://schemas.openxmlformats.org/officeDocument/2006/relationships" xmlns:m="http://schemas.openxmlformats.org/officeDocument/2006/math" xmlns:v="urn:schemas-microsoft-com:vml" xmlns:wp14="http://schemas.microsoft.com/office/word/2010/wordprocessingDrawing" xmlns:wp="http://schemas.openxmlformats.org/drawingml/2006/wordprocessingDrawing" xmlns:w10="urn:schemas-microsoft-com:office:word" xmlns:w="http://schemas.openxmlformats.org/wordprocessingml/2006/main" xmlns:w14="http://schemas.microsoft.com/office/word/2010/wordml" xmlns:w15="http://schemas.microsoft.com/office/word/2012/wordml" xmlns:w16cex="http://schemas.microsoft.com/office/word/2018/wordml/cex" xmlns:w16cid="http://schemas.microsoft.com/office/word/2016/wordml/cid" xmlns:w16="http://schemas.microsoft.com/office/word/2018/wordml" xmlns:w16du="http://schemas.microsoft.com/office/word/2023/wordml/word16du" xmlns:w16sdtdh="http://schemas.microsoft.com/office/word/2020/wordml/sdtdatahash" xmlns:w16sdtfl="http://schemas.microsoft.com/office/word/2024/wordml/sdtformatlock" xmlns:w16se="http://schemas.microsoft.com/office/word/2015/wordml/symex" xmlns:wpg="http://schemas.microsoft.com/office/word/2010/wordprocessingGroup" xmlns:wpi="http://schemas.microsoft.com/office/word/2010/wordprocessingInk" xmlns:wne="http://schemas.microsoft.com/office/word/2006/wordml" xmlns:wps="http://schemas.microsoft.com/office/word/2010/wordprocessingShape" mc:Ignorable="w14 w15 w16se w16cid w16 w16cex w16sdtdh w16sdtfl w16du wp14">
   <w:abstractNum w:abstractNumId="0" w15:restartNumberingAfterBreak="0">
     <w:nsid w:val="04B70C52"/>
     <w:multiLevelType w:val="hybridMultilevel"/>
@@ -4589,7 +4581,6 @@
   </w:num>
   <w:num w:numId="9" w16cid:durableId="793715889">
     <w:abstractNumId w:val="5"/>
-    <w:lvlOverride w:ilvl="0"/>
   </w:num>
   <w:num w:numId="10" w16cid:durableId="820849864">
     <w:abstractNumId w:val="4"/>
@@ -4611,7 +4602,7 @@
 </file>
 
 <file path=word/styles.xml><?xml version="1.0" encoding="utf-8"?>
-<w:styles xmlns:mc="http://schemas.openxmlformats.org/markup-compatibility/2006" xmlns:r="http://schemas.openxmlformats.org/officeDocument/2006/relationships" xmlns:w="http://schemas.openxmlformats.org/wordprocessingml/2006/main" xmlns:w14="http://schemas.microsoft.com/office/word/2010/wordml" xmlns:w15="http://schemas.microsoft.com/office/word/2012/wordml" xmlns:w16cex="http://schemas.microsoft.com/office/word/2018/wordml/cex" xmlns:w16cid="http://schemas.microsoft.com/office/word/2016/wordml/cid" xmlns:w16="http://schemas.microsoft.com/office/word/2018/wordml" xmlns:w16sdtdh="http://schemas.microsoft.com/office/word/2020/wordml/sdtdatahash" xmlns:w16se="http://schemas.microsoft.com/office/word/2015/wordml/symex" mc:Ignorable="w14 w15 w16se w16cid w16 w16cex w16sdtdh">
+<w:styles xmlns:mc="http://schemas.openxmlformats.org/markup-compatibility/2006" xmlns:r="http://schemas.openxmlformats.org/officeDocument/2006/relationships" xmlns:w="http://schemas.openxmlformats.org/wordprocessingml/2006/main" xmlns:w14="http://schemas.microsoft.com/office/word/2010/wordml" xmlns:w15="http://schemas.microsoft.com/office/word/2012/wordml" xmlns:w16cex="http://schemas.microsoft.com/office/word/2018/wordml/cex" xmlns:w16cid="http://schemas.microsoft.com/office/word/2016/wordml/cid" xmlns:w16="http://schemas.microsoft.com/office/word/2018/wordml" xmlns:w16du="http://schemas.microsoft.com/office/word/2023/wordml/word16du" xmlns:w16sdtdh="http://schemas.microsoft.com/office/word/2020/wordml/sdtdatahash" xmlns:w16sdtfl="http://schemas.microsoft.com/office/word/2024/wordml/sdtformatlock" xmlns:w16se="http://schemas.microsoft.com/office/word/2015/wordml/symex" mc:Ignorable="w14 w15 w16se w16cid w16 w16cex w16sdtdh w16sdtfl w16du">
   <w:docDefaults>
     <w:rPrDefault>
       <w:rPr>
@@ -6739,7 +6730,7 @@
 </file>
 
 <file path=word/glossary/document.xml><?xml version="1.0" encoding="utf-8"?>
-<w:glossaryDocument xmlns:wpc="http://schemas.microsoft.com/office/word/2010/wordprocessingCanvas" xmlns:cx="http://schemas.microsoft.com/office/drawing/2014/chartex" xmlns:cx1="http://schemas.microsoft.com/office/drawing/2015/9/8/chartex" xmlns:cx2="http://schemas.microsoft.com/office/drawing/2015/10/21/chartex" xmlns:cx3="http://schemas.microsoft.com/office/drawing/2016/5/9/chartex" xmlns:cx4="http://schemas.microsoft.com/office/drawing/2016/5/10/chartex" xmlns:cx5="http://schemas.microsoft.com/office/drawing/2016/5/11/chartex" xmlns:cx6="http://schemas.microsoft.com/office/drawing/2016/5/12/chartex" xmlns:cx7="http://schemas.microsoft.com/office/drawing/2016/5/13/chartex" xmlns:cx8="http://schemas.microsoft.com/office/drawing/2016/5/14/chartex" xmlns:mc="http://schemas.openxmlformats.org/markup-compatibility/2006" xmlns:aink="http://schemas.microsoft.com/office/drawing/2016/ink" xmlns:am3d="http://schemas.microsoft.com/office/drawing/2017/model3d" xmlns:o="urn:schemas-microsoft-com:office:office" xmlns:oel="http://schemas.microsoft.com/office/2019/extlst" xmlns:r="http://schemas.openxmlformats.org/officeDocument/2006/relationships" xmlns:m="http://schemas.openxmlformats.org/officeDocument/2006/math" xmlns:v="urn:schemas-microsoft-com:vml" xmlns:wp14="http://schemas.microsoft.com/office/word/2010/wordprocessingDrawing" xmlns:wp="http://schemas.openxmlformats.org/drawingml/2006/wordprocessingDrawing" xmlns:w10="urn:schemas-microsoft-com:office:word" xmlns:w="http://schemas.openxmlformats.org/wordprocessingml/2006/main" xmlns:w14="http://schemas.microsoft.com/office/word/2010/wordml" xmlns:w15="http://schemas.microsoft.com/office/word/2012/wordml" xmlns:w16cex="http://schemas.microsoft.com/office/word/2018/wordml/cex" xmlns:w16cid="http://schemas.microsoft.com/office/word/2016/wordml/cid" xmlns:w16="http://schemas.microsoft.com/office/word/2018/wordml" xmlns:w16sdtdh="http://schemas.microsoft.com/office/word/2020/wordml/sdtdatahash" xmlns:w16se="http://schemas.microsoft.com/office/word/2015/wordml/symex" xmlns:wpg="http://schemas.microsoft.com/office/word/2010/wordprocessingGroup" xmlns:wpi="http://schemas.microsoft.com/office/word/2010/wordprocessingInk" xmlns:wne="http://schemas.microsoft.com/office/word/2006/wordml" xmlns:wps="http://schemas.microsoft.com/office/word/2010/wordprocessingShape" mc:Ignorable="w14 w15 w16se w16cid w16 w16cex w16sdtdh wp14">
+<w:glossaryDocument xmlns:wpc="http://schemas.microsoft.com/office/word/2010/wordprocessingCanvas" xmlns:cx="http://schemas.microsoft.com/office/drawing/2014/chartex" xmlns:cx1="http://schemas.microsoft.com/office/drawing/2015/9/8/chartex" xmlns:cx2="http://schemas.microsoft.com/office/drawing/2015/10/21/chartex" xmlns:cx3="http://schemas.microsoft.com/office/drawing/2016/5/9/chartex" xmlns:cx4="http://schemas.microsoft.com/office/drawing/2016/5/10/chartex" xmlns:cx5="http://schemas.microsoft.com/office/drawing/2016/5/11/chartex" xmlns:cx6="http://schemas.microsoft.com/office/drawing/2016/5/12/chartex" xmlns:cx7="http://schemas.microsoft.com/office/drawing/2016/5/13/chartex" xmlns:cx8="http://schemas.microsoft.com/office/drawing/2016/5/14/chartex" xmlns:mc="http://schemas.openxmlformats.org/markup-compatibility/2006" xmlns:aink="http://schemas.microsoft.com/office/drawing/2016/ink" xmlns:am3d="http://schemas.microsoft.com/office/drawing/2017/model3d" xmlns:o="urn:schemas-microsoft-com:office:office" xmlns:oel="http://schemas.microsoft.com/office/2019/extlst" xmlns:r="http://schemas.openxmlformats.org/officeDocument/2006/relationships" xmlns:m="http://schemas.openxmlformats.org/officeDocument/2006/math" xmlns:v="urn:schemas-microsoft-com:vml" xmlns:wp14="http://schemas.microsoft.com/office/word/2010/wordprocessingDrawing" xmlns:wp="http://schemas.openxmlformats.org/drawingml/2006/wordprocessingDrawing" xmlns:w10="urn:schemas-microsoft-com:office:word" xmlns:w="http://schemas.openxmlformats.org/wordprocessingml/2006/main" xmlns:w14="http://schemas.microsoft.com/office/word/2010/wordml" xmlns:w15="http://schemas.microsoft.com/office/word/2012/wordml" xmlns:w16cex="http://schemas.microsoft.com/office/word/2018/wordml/cex" xmlns:w16cid="http://schemas.microsoft.com/office/word/2016/wordml/cid" xmlns:w16="http://schemas.microsoft.com/office/word/2018/wordml" xmlns:w16du="http://schemas.microsoft.com/office/word/2023/wordml/word16du" xmlns:w16sdtdh="http://schemas.microsoft.com/office/word/2020/wordml/sdtdatahash" xmlns:w16sdtfl="http://schemas.microsoft.com/office/word/2024/wordml/sdtformatlock" xmlns:w16se="http://schemas.microsoft.com/office/word/2015/wordml/symex" xmlns:wpg="http://schemas.microsoft.com/office/word/2010/wordprocessingGroup" xmlns:wpi="http://schemas.microsoft.com/office/word/2010/wordprocessingInk" xmlns:wne="http://schemas.microsoft.com/office/word/2006/wordml" xmlns:wps="http://schemas.microsoft.com/office/word/2010/wordprocessingShape" mc:Ignorable="w14 w15 w16se w16cid w16 w16cex w16sdtdh w16sdtfl w16du wp14">
   <w:docParts>
     <w:docPart>
       <w:docPartPr>
@@ -6775,7 +6766,7 @@
 </file>
 
 <file path=word/glossary/fontTable.xml><?xml version="1.0" encoding="utf-8"?>
-<w:fonts xmlns:mc="http://schemas.openxmlformats.org/markup-compatibility/2006" xmlns:r="http://schemas.openxmlformats.org/officeDocument/2006/relationships" xmlns:w="http://schemas.openxmlformats.org/wordprocessingml/2006/main" xmlns:w14="http://schemas.microsoft.com/office/word/2010/wordml" xmlns:w15="http://schemas.microsoft.com/office/word/2012/wordml" xmlns:w16cex="http://schemas.microsoft.com/office/word/2018/wordml/cex" xmlns:w16cid="http://schemas.microsoft.com/office/word/2016/wordml/cid" xmlns:w16="http://schemas.microsoft.com/office/word/2018/wordml" xmlns:w16sdtdh="http://schemas.microsoft.com/office/word/2020/wordml/sdtdatahash" xmlns:w16se="http://schemas.microsoft.com/office/word/2015/wordml/symex" mc:Ignorable="w14 w15 w16se w16cid w16 w16cex w16sdtdh">
+<w:fonts xmlns:mc="http://schemas.openxmlformats.org/markup-compatibility/2006" xmlns:r="http://schemas.openxmlformats.org/officeDocument/2006/relationships" xmlns:w="http://schemas.openxmlformats.org/wordprocessingml/2006/main" xmlns:w14="http://schemas.microsoft.com/office/word/2010/wordml" xmlns:w15="http://schemas.microsoft.com/office/word/2012/wordml" xmlns:w16cex="http://schemas.microsoft.com/office/word/2018/wordml/cex" xmlns:w16cid="http://schemas.microsoft.com/office/word/2016/wordml/cid" xmlns:w16="http://schemas.microsoft.com/office/word/2018/wordml" xmlns:w16du="http://schemas.microsoft.com/office/word/2023/wordml/word16du" xmlns:w16sdtdh="http://schemas.microsoft.com/office/word/2020/wordml/sdtdatahash" xmlns:w16sdtfl="http://schemas.microsoft.com/office/word/2024/wordml/sdtformatlock" xmlns:w16se="http://schemas.microsoft.com/office/word/2015/wordml/symex" mc:Ignorable="w14 w15 w16se w16cid w16 w16cex w16sdtdh w16sdtfl w16du">
   <w:font w:name="Arial">
     <w:panose1 w:val="020B0604020202020204"/>
     <w:charset w:val="00"/>
@@ -6816,7 +6807,7 @@
     <w:charset w:val="00"/>
     <w:family w:val="swiss"/>
     <w:pitch w:val="variable"/>
-    <w:sig w:usb0="E4002EFF" w:usb1="C000247B" w:usb2="00000009" w:usb3="00000000" w:csb0="000001FF" w:csb1="00000000"/>
+    <w:sig w:usb0="E4002EFF" w:usb1="C200247B" w:usb2="00000009" w:usb3="00000000" w:csb0="000001FF" w:csb1="00000000"/>
   </w:font>
   <w:font w:name="Tahoma">
     <w:panose1 w:val="020B0604030504040204"/>
@@ -6840,8 +6831,13 @@
     <w:pitch w:val="variable"/>
     <w:sig w:usb0="E00006FF" w:usb1="420024FF" w:usb2="02000000" w:usb3="00000000" w:csb0="0000019F" w:csb1="00000000"/>
   </w:font>
+  <w:font w:name="Aptos">
+    <w:charset w:val="00"/>
+    <w:family w:val="swiss"/>
+    <w:pitch w:val="variable"/>
+    <w:sig w:usb0="20000287" w:usb1="00000003" w:usb2="00000000" w:usb3="00000000" w:csb0="0000019F" w:csb1="00000000"/>
+  </w:font>
   <w:font w:name="DengXian">
-    <w:altName w:val="等线"/>
     <w:panose1 w:val="02010600030101010101"/>
     <w:charset w:val="86"/>
     <w:family w:val="auto"/>
@@ -6849,24 +6845,22 @@
     <w:sig w:usb0="A00002BF" w:usb1="38CF7CFA" w:usb2="00000016" w:usb3="00000000" w:csb0="0004000F" w:csb1="00000000"/>
   </w:font>
   <w:font w:name="DengXian Light">
-    <w:altName w:val="等线 Light"/>
     <w:charset w:val="86"/>
     <w:family w:val="auto"/>
     <w:pitch w:val="variable"/>
     <w:sig w:usb0="A00002BF" w:usb1="38CF7CFA" w:usb2="00000016" w:usb3="00000000" w:csb0="0004000F" w:csb1="00000000"/>
   </w:font>
-  <w:font w:name="Calibri Light">
-    <w:panose1 w:val="020F0302020204030204"/>
+  <w:font w:name="Aptos Display">
     <w:charset w:val="00"/>
     <w:family w:val="swiss"/>
     <w:pitch w:val="variable"/>
-    <w:sig w:usb0="E4002EFF" w:usb1="C000247B" w:usb2="00000009" w:usb3="00000000" w:csb0="000001FF" w:csb1="00000000"/>
+    <w:sig w:usb0="20000287" w:usb1="00000003" w:usb2="00000000" w:usb3="00000000" w:csb0="0000019F" w:csb1="00000000"/>
   </w:font>
 </w:fonts>
 </file>
 
 <file path=word/glossary/settings.xml><?xml version="1.0" encoding="utf-8"?>
-<w:settings xmlns:mc="http://schemas.openxmlformats.org/markup-compatibility/2006" xmlns:o="urn:schemas-microsoft-com:office:office" xmlns:r="http://schemas.openxmlformats.org/officeDocument/2006/relationships" xmlns:m="http://schemas.openxmlformats.org/officeDocument/2006/math" xmlns:v="urn:schemas-microsoft-com:vml" xmlns:w10="urn:schemas-microsoft-com:office:word" xmlns:w="http://schemas.openxmlformats.org/wordprocessingml/2006/main" xmlns:w14="http://schemas.microsoft.com/office/word/2010/wordml" xmlns:w15="http://schemas.microsoft.com/office/word/2012/wordml" xmlns:w16cex="http://schemas.microsoft.com/office/word/2018/wordml/cex" xmlns:w16cid="http://schemas.microsoft.com/office/word/2016/wordml/cid" xmlns:w16="http://schemas.microsoft.com/office/word/2018/wordml" xmlns:w16sdtdh="http://schemas.microsoft.com/office/word/2020/wordml/sdtdatahash" xmlns:w16se="http://schemas.microsoft.com/office/word/2015/wordml/symex" xmlns:sl="http://schemas.openxmlformats.org/schemaLibrary/2006/main" mc:Ignorable="w14 w15 w16se w16cid w16 w16cex w16sdtdh">
+<w:settings xmlns:mc="http://schemas.openxmlformats.org/markup-compatibility/2006" xmlns:o="urn:schemas-microsoft-com:office:office" xmlns:r="http://schemas.openxmlformats.org/officeDocument/2006/relationships" xmlns:m="http://schemas.openxmlformats.org/officeDocument/2006/math" xmlns:v="urn:schemas-microsoft-com:vml" xmlns:w10="urn:schemas-microsoft-com:office:word" xmlns:w="http://schemas.openxmlformats.org/wordprocessingml/2006/main" xmlns:w14="http://schemas.microsoft.com/office/word/2010/wordml" xmlns:w15="http://schemas.microsoft.com/office/word/2012/wordml" xmlns:w16cex="http://schemas.microsoft.com/office/word/2018/wordml/cex" xmlns:w16cid="http://schemas.microsoft.com/office/word/2016/wordml/cid" xmlns:w16="http://schemas.microsoft.com/office/word/2018/wordml" xmlns:w16du="http://schemas.microsoft.com/office/word/2023/wordml/word16du" xmlns:w16sdtdh="http://schemas.microsoft.com/office/word/2020/wordml/sdtdatahash" xmlns:w16sdtfl="http://schemas.microsoft.com/office/word/2024/wordml/sdtformatlock" xmlns:w16se="http://schemas.microsoft.com/office/word/2015/wordml/symex" xmlns:sl="http://schemas.openxmlformats.org/schemaLibrary/2006/main" mc:Ignorable="w14 w15 w16se w16cid w16 w16cex w16sdtdh w16sdtfl w16du">
   <w:view w:val="normal"/>
   <w:defaultTabStop w:val="720"/>
   <w:characterSpacingControl w:val="doNotCompress"/>
@@ -6884,7 +6878,9 @@
     <w:rsid w:val="00020350"/>
     <w:rsid w:val="00284D4C"/>
     <w:rsid w:val="00426EFB"/>
+    <w:rsid w:val="0053210E"/>
     <w:rsid w:val="00744042"/>
+    <w:rsid w:val="009941BC"/>
     <w:rsid w:val="00BD4F0B"/>
     <w:rsid w:val="00BE5103"/>
     <w:rsid w:val="00FC252C"/>
@@ -6911,7 +6907,7 @@
 </file>
 
 <file path=word/glossary/styles.xml><?xml version="1.0" encoding="utf-8"?>
-<w:styles xmlns:mc="http://schemas.openxmlformats.org/markup-compatibility/2006" xmlns:r="http://schemas.openxmlformats.org/officeDocument/2006/relationships" xmlns:w="http://schemas.openxmlformats.org/wordprocessingml/2006/main" xmlns:w14="http://schemas.microsoft.com/office/word/2010/wordml" xmlns:w15="http://schemas.microsoft.com/office/word/2012/wordml" xmlns:w16cex="http://schemas.microsoft.com/office/word/2018/wordml/cex" xmlns:w16cid="http://schemas.microsoft.com/office/word/2016/wordml/cid" xmlns:w16="http://schemas.microsoft.com/office/word/2018/wordml" xmlns:w16sdtdh="http://schemas.microsoft.com/office/word/2020/wordml/sdtdatahash" xmlns:w16se="http://schemas.microsoft.com/office/word/2015/wordml/symex" mc:Ignorable="w14 w15 w16se w16cid w16 w16cex w16sdtdh">
+<w:styles xmlns:mc="http://schemas.openxmlformats.org/markup-compatibility/2006" xmlns:r="http://schemas.openxmlformats.org/officeDocument/2006/relationships" xmlns:w="http://schemas.openxmlformats.org/wordprocessingml/2006/main" xmlns:w14="http://schemas.microsoft.com/office/word/2010/wordml" xmlns:w15="http://schemas.microsoft.com/office/word/2012/wordml" xmlns:w16cex="http://schemas.microsoft.com/office/word/2018/wordml/cex" xmlns:w16cid="http://schemas.microsoft.com/office/word/2016/wordml/cid" xmlns:w16="http://schemas.microsoft.com/office/word/2018/wordml" xmlns:w16du="http://schemas.microsoft.com/office/word/2023/wordml/word16du" xmlns:w16sdtdh="http://schemas.microsoft.com/office/word/2020/wordml/sdtdatahash" xmlns:w16sdtfl="http://schemas.microsoft.com/office/word/2024/wordml/sdtformatlock" xmlns:w16se="http://schemas.microsoft.com/office/word/2015/wordml/symex" mc:Ignorable="w14 w15 w16se w16cid w16 w16cex w16sdtdh w16sdtfl w16du">
   <w:docDefaults>
     <w:rPrDefault>
       <w:rPr>
@@ -7352,7 +7348,7 @@
 </file>
 
 <file path=word/glossary/webSettings.xml><?xml version="1.0" encoding="utf-8"?>
-<w:webSettings xmlns:mc="http://schemas.openxmlformats.org/markup-compatibility/2006" xmlns:r="http://schemas.openxmlformats.org/officeDocument/2006/relationships" xmlns:w="http://schemas.openxmlformats.org/wordprocessingml/2006/main" xmlns:w14="http://schemas.microsoft.com/office/word/2010/wordml" xmlns:w15="http://schemas.microsoft.com/office/word/2012/wordml" xmlns:w16cex="http://schemas.microsoft.com/office/word/2018/wordml/cex" xmlns:w16cid="http://schemas.microsoft.com/office/word/2016/wordml/cid" xmlns:w16="http://schemas.microsoft.com/office/word/2018/wordml" xmlns:w16sdtdh="http://schemas.microsoft.com/office/word/2020/wordml/sdtdatahash" xmlns:w16se="http://schemas.microsoft.com/office/word/2015/wordml/symex" mc:Ignorable="w14 w15 w16se w16cid w16 w16cex w16sdtdh">
+<w:webSettings xmlns:mc="http://schemas.openxmlformats.org/markup-compatibility/2006" xmlns:r="http://schemas.openxmlformats.org/officeDocument/2006/relationships" xmlns:w="http://schemas.openxmlformats.org/wordprocessingml/2006/main" xmlns:w14="http://schemas.microsoft.com/office/word/2010/wordml" xmlns:w15="http://schemas.microsoft.com/office/word/2012/wordml" xmlns:w16cex="http://schemas.microsoft.com/office/word/2018/wordml/cex" xmlns:w16cid="http://schemas.microsoft.com/office/word/2016/wordml/cid" xmlns:w16="http://schemas.microsoft.com/office/word/2018/wordml" xmlns:w16du="http://schemas.microsoft.com/office/word/2023/wordml/word16du" xmlns:w16sdtdh="http://schemas.microsoft.com/office/word/2020/wordml/sdtdatahash" xmlns:w16sdtfl="http://schemas.microsoft.com/office/word/2024/wordml/sdtformatlock" xmlns:w16se="http://schemas.microsoft.com/office/word/2015/wordml/symex" mc:Ignorable="w14 w15 w16se w16cid w16 w16cex w16sdtdh w16sdtfl w16du">
   <w:optimizeForBrowser/>
   <w:allowPNG/>
 </w:webSettings>
